--- a/docs/tutorial_testes/Transformar uma pasta de projeto em submódulo do git.docx
+++ b/docs/tutorial_testes/Transformar uma pasta de projeto em submódulo do git.docx
@@ -4,7 +4,7 @@
   <w:body>
     <w:p>
       <w:pPr>
-        <w:pStyle w:val="837"/>
+        <w:pStyle w:val="839"/>
         <w:pBdr>
           <w:top w:val="none" w:color="000000" w:sz="4" w:space="0"/>
           <w:left w:val="none" w:color="000000" w:sz="4" w:space="0"/>
@@ -197,7 +197,7 @@
     </w:p>
     <w:p>
       <w:pPr>
-        <w:pStyle w:val="838"/>
+        <w:pStyle w:val="840"/>
         <w:pBdr>
           <w:top w:val="none" w:color="000000" w:sz="4" w:space="0"/>
           <w:left w:val="none" w:color="000000" w:sz="4" w:space="0"/>
@@ -231,7 +231,7 @@
     </w:p>
     <w:p>
       <w:pPr>
-        <w:pStyle w:val="838"/>
+        <w:pStyle w:val="840"/>
         <w:pBdr>
           <w:top w:val="none" w:color="000000" w:sz="4" w:space="0"/>
           <w:left w:val="none" w:color="000000" w:sz="4" w:space="0"/>
@@ -278,7 +278,7 @@
     </w:p>
     <w:p>
       <w:pPr>
-        <w:pStyle w:val="900"/>
+        <w:pStyle w:val="902"/>
         <w:numPr>
           <w:ilvl w:val="0"/>
           <w:numId w:val="4"/>
@@ -306,7 +306,7 @@
     </w:p>
     <w:p>
       <w:pPr>
-        <w:pStyle w:val="900"/>
+        <w:pStyle w:val="902"/>
         <w:numPr>
           <w:ilvl w:val="1"/>
           <w:numId w:val="5"/>
@@ -342,7 +342,7 @@
     </w:p>
     <w:p>
       <w:pPr>
-        <w:pStyle w:val="900"/>
+        <w:pStyle w:val="902"/>
         <w:numPr>
           <w:ilvl w:val="1"/>
           <w:numId w:val="5"/>
@@ -378,7 +378,7 @@
     </w:p>
     <w:p>
       <w:pPr>
-        <w:pStyle w:val="900"/>
+        <w:pStyle w:val="902"/>
         <w:numPr>
           <w:ilvl w:val="0"/>
           <w:numId w:val="4"/>
@@ -425,7 +425,7 @@
     </w:p>
     <w:p>
       <w:pPr>
-        <w:pStyle w:val="900"/>
+        <w:pStyle w:val="902"/>
         <w:numPr>
           <w:ilvl w:val="0"/>
           <w:numId w:val="4"/>
@@ -453,7 +453,7 @@
     </w:p>
     <w:p>
       <w:pPr>
-        <w:pStyle w:val="900"/>
+        <w:pStyle w:val="902"/>
         <w:numPr>
           <w:ilvl w:val="0"/>
           <w:numId w:val="4"/>
@@ -467,7 +467,12 @@
         <w:shd w:val="clear" w:color="f0f4f9" w:fill="f0f4f9"/>
         <w:spacing w:after="0" w:before="0" w:line="276" w:lineRule="auto"/>
         <w:ind w:right="0"/>
-        <w:rPr/>
+        <w:rPr>
+          <w:rFonts w:ascii="Liberation Sans" w:hAnsi="Liberation Sans" w:eastAsia="Liberation Sans" w:cs="Liberation Sans"/>
+          <w:color w:val="444746"/>
+          <w:sz w:val="21"/>
+          <w:szCs w:val="21"/>
+        </w:rPr>
       </w:pPr>
       <w:r>
         <w:rPr>
@@ -483,7 +488,40 @@
           <w:color w:val="444746"/>
           <w:sz w:val="21"/>
         </w:rPr>
-        <w:t xml:space="preserve"> ~/Documentos/github git </w:t>
+        <w:t xml:space="preserve"> ~/Documentos/github</w:t>
+      </w:r>
+      <w:r/>
+    </w:p>
+    <w:p>
+      <w:pPr>
+        <w:pStyle w:val="902"/>
+        <w:numPr>
+          <w:ilvl w:val="0"/>
+          <w:numId w:val="4"/>
+        </w:numPr>
+        <w:pBdr>
+          <w:top w:val="none" w:color="000000" w:sz="4" w:space="0"/>
+          <w:left w:val="none" w:color="000000" w:sz="4" w:space="0"/>
+          <w:bottom w:val="none" w:color="000000" w:sz="4" w:space="0"/>
+          <w:right w:val="none" w:color="000000" w:sz="4" w:space="0"/>
+        </w:pBdr>
+        <w:shd w:val="clear" w:color="f0f4f9" w:fill="f0f4f9"/>
+        <w:spacing w:after="0" w:before="0" w:line="276" w:lineRule="auto"/>
+        <w:ind w:right="0"/>
+        <w:rPr>
+          <w:rFonts w:ascii="Liberation Sans" w:hAnsi="Liberation Sans" w:eastAsia="Liberation Sans" w:cs="Liberation Sans"/>
+          <w:color w:val="444746"/>
+          <w:sz w:val="21"/>
+          <w:szCs w:val="21"/>
+        </w:rPr>
+      </w:pPr>
+      <w:r>
+        <w:rPr>
+          <w:rFonts w:ascii="Liberation Sans" w:hAnsi="Liberation Sans" w:eastAsia="Liberation Sans" w:cs="Liberation Sans"/>
+          <w:color w:val="444746"/>
+          <w:sz w:val="21"/>
+        </w:rPr>
+        <w:t xml:space="preserve">git </w:t>
       </w:r>
       <w:r>
         <w:rPr>
@@ -499,8 +537,28 @@
           <w:color w:val="444746"/>
           <w:sz w:val="21"/>
         </w:rPr>
-        <w:t xml:space="preserve"> --no-local seagri/ ppp_biometria_extrair </w:t>
+        <w:t xml:space="preserve"> --no-local seagri/ ppp_biometria_extrair</w:t>
       </w:r>
+      <w:r/>
+    </w:p>
+    <w:p>
+      <w:pPr>
+        <w:pStyle w:val="902"/>
+        <w:numPr>
+          <w:ilvl w:val="0"/>
+          <w:numId w:val="4"/>
+        </w:numPr>
+        <w:pBdr>
+          <w:top w:val="none" w:color="000000" w:sz="4" w:space="0"/>
+          <w:left w:val="none" w:color="000000" w:sz="4" w:space="0"/>
+          <w:bottom w:val="none" w:color="000000" w:sz="4" w:space="0"/>
+          <w:right w:val="none" w:color="000000" w:sz="4" w:space="0"/>
+        </w:pBdr>
+        <w:shd w:val="clear" w:color="f0f4f9" w:fill="f0f4f9"/>
+        <w:spacing w:after="0" w:before="0" w:line="276" w:lineRule="auto"/>
+        <w:ind w:right="0"/>
+        <w:rPr/>
+      </w:pPr>
       <w:r>
         <w:rPr>
           <w:rFonts w:ascii="Liberation Sans" w:hAnsi="Liberation Sans" w:eastAsia="Liberation Sans" w:cs="Liberation Sans"/>
@@ -521,116 +579,7 @@
     </w:p>
     <w:p>
       <w:pPr>
-        <w:pStyle w:val="900"/>
-        <w:numPr>
-          <w:ilvl w:val="0"/>
-          <w:numId w:val="4"/>
-        </w:numPr>
-        <w:pBdr>
-          <w:top w:val="none" w:color="000000" w:sz="4" w:space="0"/>
-          <w:left w:val="none" w:color="000000" w:sz="4" w:space="0"/>
-          <w:bottom w:val="none" w:color="000000" w:sz="4" w:space="0"/>
-          <w:right w:val="none" w:color="000000" w:sz="4" w:space="0"/>
-        </w:pBdr>
-        <w:spacing w:after="120" w:before="0" w:line="276" w:lineRule="auto"/>
-        <w:ind w:right="0"/>
-        <w:rPr/>
-      </w:pPr>
-      <w:r>
-        <w:rPr>
-          <w:rFonts w:ascii="Liberation Sans" w:hAnsi="Liberation Sans" w:eastAsia="Liberation Sans" w:cs="Liberation Sans"/>
-          <w:b/>
-          <w:color w:val="1f1f1f"/>
-          <w:sz w:val="24"/>
-        </w:rPr>
-        <w:t xml:space="preserve">A "Cirurgia" (O segredo da raiz limpa):</w:t>
-      </w:r>
-      <w:r/>
-    </w:p>
-    <w:p>
-      <w:pPr>
-        <w:pStyle w:val="900"/>
-        <w:numPr>
-          <w:ilvl w:val="0"/>
-          <w:numId w:val="4"/>
-        </w:numPr>
-        <w:pBdr>
-          <w:top w:val="none" w:color="000000" w:sz="4" w:space="0"/>
-          <w:left w:val="none" w:color="000000" w:sz="4" w:space="0"/>
-          <w:bottom w:val="none" w:color="000000" w:sz="4" w:space="0"/>
-          <w:right w:val="none" w:color="000000" w:sz="4" w:space="0"/>
-        </w:pBdr>
-        <w:shd w:val="clear" w:color="f0f4f9" w:fill="f0f4f9"/>
-        <w:spacing w:after="30" w:before="0" w:line="276" w:lineRule="auto"/>
-        <w:ind w:right="0"/>
-        <w:rPr/>
-      </w:pPr>
-      <w:r>
-        <w:rPr>
-          <w:rFonts w:ascii="Liberation Sans" w:hAnsi="Liberation Sans" w:eastAsia="Liberation Sans" w:cs="Liberation Sans"/>
-          <w:color w:val="444746"/>
-          <w:sz w:val="24"/>
-        </w:rPr>
-        <w:t xml:space="preserve">Bash</w:t>
-      </w:r>
-      <w:r/>
-    </w:p>
-    <w:p>
-      <w:pPr>
-        <w:pStyle w:val="900"/>
-        <w:numPr>
-          <w:ilvl w:val="0"/>
-          <w:numId w:val="4"/>
-        </w:numPr>
-        <w:pBdr>
-          <w:top w:val="none" w:color="000000" w:sz="4" w:space="0"/>
-          <w:left w:val="none" w:color="000000" w:sz="4" w:space="0"/>
-          <w:bottom w:val="none" w:color="000000" w:sz="4" w:space="0"/>
-          <w:right w:val="none" w:color="000000" w:sz="4" w:space="0"/>
-        </w:pBdr>
-        <w:shd w:val="clear" w:color="f0f4f9" w:fill="f0f4f9"/>
-        <w:spacing w:after="0" w:before="0" w:line="276" w:lineRule="auto"/>
-        <w:ind w:right="0"/>
-        <w:rPr>
-          <w:rFonts w:ascii="Liberation Sans" w:hAnsi="Liberation Sans" w:eastAsia="Liberation Sans" w:cs="Liberation Sans"/>
-          <w:color w:val="444746"/>
-          <w:sz w:val="21"/>
-          <w:szCs w:val="21"/>
-        </w:rPr>
-      </w:pPr>
-      <w:r>
-        <w:rPr>
-          <w:rFonts w:ascii="Liberation Sans" w:hAnsi="Liberation Sans" w:eastAsia="Liberation Sans" w:cs="Liberation Sans"/>
-          <w:color w:val="5f6368"/>
-          <w:sz w:val="21"/>
-        </w:rPr>
-        <w:t xml:space="preserve"># </w:t>
-      </w:r>
-      <w:r>
-        <w:t xml:space="preserve"> --path-rename biometria/:</w:t>
-      </w:r>
-      <w:r/>
-      <w:r>
-        <w:rPr>
-          <w:rFonts w:ascii="Liberation Sans" w:hAnsi="Liberation Sans" w:eastAsia="Liberation Sans" w:cs="Liberation Sans"/>
-          <w:color w:val="5f6368"/>
-          <w:sz w:val="21"/>
-        </w:rPr>
-        <w:t xml:space="preserve"> garante que os arquivos NÃO fiquem dentro de uma pasta 'biometria/'</w:t>
-      </w:r>
-      <w:r>
-        <w:rPr>
-          <w:rFonts w:ascii="Liberation Sans" w:hAnsi="Liberation Sans" w:eastAsia="Liberation Sans" w:cs="Liberation Sans"/>
-          <w:color w:val="444746"/>
-          <w:sz w:val="21"/>
-        </w:rPr>
-        <w:t xml:space="preserve"> </w:t>
-      </w:r>
-      <w:r/>
-    </w:p>
-    <w:p>
-      <w:pPr>
-        <w:pStyle w:val="900"/>
+        <w:pStyle w:val="902"/>
         <w:numPr>
           <w:ilvl w:val="0"/>
           <w:numId w:val="4"/>
@@ -646,17 +595,6 @@
         <w:ind w:right="0"/>
         <w:rPr/>
       </w:pPr>
-      <w:r>
-        <w:rPr>
-          <w:rFonts w:ascii="Liberation Sans" w:hAnsi="Liberation Sans" w:eastAsia="Liberation Sans" w:cs="Liberation Sans"/>
-          <w:color w:val="444746"/>
-          <w:sz w:val="21"/>
-          <w:highlight w:val="none"/>
-        </w:rPr>
-      </w:r>
-      <w:r>
-        <w:t xml:space="preserve">git filter-repo --path biometria/ --path-rename biometria/:</w:t>
-      </w:r>
       <w:r>
         <w:rPr>
           <w:rFonts w:ascii="Liberation Sans" w:hAnsi="Liberation Sans" w:eastAsia="Liberation Sans" w:cs="Liberation Sans"/>
@@ -684,7 +622,122 @@
     </w:p>
     <w:p>
       <w:pPr>
-        <w:pStyle w:val="900"/>
+        <w:pStyle w:val="902"/>
+        <w:numPr>
+          <w:ilvl w:val="0"/>
+          <w:numId w:val="4"/>
+        </w:numPr>
+        <w:pBdr>
+          <w:top w:val="none" w:color="000000" w:sz="4" w:space="0"/>
+          <w:left w:val="none" w:color="000000" w:sz="4" w:space="0"/>
+          <w:bottom w:val="none" w:color="000000" w:sz="4" w:space="0"/>
+          <w:right w:val="none" w:color="000000" w:sz="4" w:space="0"/>
+        </w:pBdr>
+        <w:spacing w:after="120" w:before="0" w:line="276" w:lineRule="auto"/>
+        <w:ind w:right="0"/>
+        <w:rPr/>
+      </w:pPr>
+      <w:r>
+        <w:rPr>
+          <w:rFonts w:ascii="Liberation Sans" w:hAnsi="Liberation Sans" w:eastAsia="Liberation Sans" w:cs="Liberation Sans"/>
+          <w:b/>
+          <w:color w:val="1f1f1f"/>
+          <w:sz w:val="24"/>
+        </w:rPr>
+        <w:t xml:space="preserve">A "Cirurgia" (O segredo da raiz limpa):</w:t>
+      </w:r>
+      <w:r/>
+    </w:p>
+    <w:p>
+      <w:pPr>
+        <w:pStyle w:val="902"/>
+        <w:numPr>
+          <w:ilvl w:val="0"/>
+          <w:numId w:val="4"/>
+        </w:numPr>
+        <w:pBdr>
+          <w:top w:val="none" w:color="000000" w:sz="4" w:space="0"/>
+          <w:left w:val="none" w:color="000000" w:sz="4" w:space="0"/>
+          <w:bottom w:val="none" w:color="000000" w:sz="4" w:space="0"/>
+          <w:right w:val="none" w:color="000000" w:sz="4" w:space="0"/>
+        </w:pBdr>
+        <w:shd w:val="clear" w:color="f0f4f9" w:fill="f0f4f9"/>
+        <w:spacing w:after="30" w:before="0" w:line="276" w:lineRule="auto"/>
+        <w:ind w:right="0"/>
+        <w:rPr/>
+      </w:pPr>
+      <w:r>
+        <w:rPr>
+          <w:rFonts w:ascii="Liberation Sans" w:hAnsi="Liberation Sans" w:eastAsia="Liberation Sans" w:cs="Liberation Sans"/>
+          <w:color w:val="444746"/>
+          <w:sz w:val="24"/>
+        </w:rPr>
+        <w:t xml:space="preserve">Bash</w:t>
+      </w:r>
+      <w:r/>
+    </w:p>
+    <w:p>
+      <w:pPr>
+        <w:pStyle w:val="902"/>
+        <w:numPr>
+          <w:ilvl w:val="0"/>
+          <w:numId w:val="4"/>
+        </w:numPr>
+        <w:pBdr>
+          <w:top w:val="none" w:color="000000" w:sz="4" w:space="0"/>
+          <w:left w:val="none" w:color="000000" w:sz="4" w:space="0"/>
+          <w:bottom w:val="none" w:color="000000" w:sz="4" w:space="0"/>
+          <w:right w:val="none" w:color="000000" w:sz="4" w:space="0"/>
+        </w:pBdr>
+        <w:shd w:val="clear" w:color="f0f4f9" w:fill="f0f4f9"/>
+        <w:spacing w:after="0" w:before="0" w:line="276" w:lineRule="auto"/>
+        <w:ind w:right="0"/>
+        <w:rPr>
+          <w:rFonts w:ascii="Liberation Sans" w:hAnsi="Liberation Sans" w:eastAsia="Liberation Sans" w:cs="Liberation Sans"/>
+          <w:color w:val="444746"/>
+          <w:sz w:val="21"/>
+          <w:szCs w:val="21"/>
+        </w:rPr>
+      </w:pPr>
+      <w:r>
+        <w:rPr>
+          <w:rFonts w:ascii="Liberation Sans" w:hAnsi="Liberation Sans" w:eastAsia="Liberation Sans" w:cs="Liberation Sans"/>
+          <w:color w:val="5f6368"/>
+          <w:sz w:val="21"/>
+        </w:rPr>
+        <w:t xml:space="preserve"># </w:t>
+      </w:r>
+      <w:r>
+        <w:t xml:space="preserve"> --path-rename biometria/:</w:t>
+      </w:r>
+      <w:r>
+        <w:rPr>
+          <w:rFonts w:ascii="Liberation Sans" w:hAnsi="Liberation Sans" w:eastAsia="Liberation Sans" w:cs="Liberation Sans"/>
+          <w:color w:val="5f6368"/>
+          <w:sz w:val="21"/>
+        </w:rPr>
+        <w:t xml:space="preserve"> garante que os arquivos NÃO fiquem dentro de uma pasta 'biometria/'</w:t>
+      </w:r>
+      <w:r>
+        <w:rPr>
+          <w:rFonts w:ascii="Liberation Sans" w:hAnsi="Liberation Sans" w:eastAsia="Liberation Sans" w:cs="Liberation Sans"/>
+          <w:color w:val="444746"/>
+          <w:sz w:val="21"/>
+        </w:rPr>
+        <w:t xml:space="preserve"> </w:t>
+      </w:r>
+      <w:r>
+        <w:rPr>
+          <w:rFonts w:ascii="Liberation Sans" w:hAnsi="Liberation Sans" w:eastAsia="Liberation Sans" w:cs="Liberation Sans"/>
+          <w:color w:val="444746"/>
+          <w:sz w:val="21"/>
+          <w:szCs w:val="21"/>
+        </w:rPr>
+      </w:r>
+    </w:p>
+    <w:p>
+      <w:pPr>
+        <w:pStyle w:val="902"/>
         <w:numPr>
           <w:ilvl w:val="0"/>
           <w:numId w:val="4"/>
@@ -702,9 +755,43 @@
       </w:pPr>
       <w:r>
         <w:rPr>
+          <w:rFonts w:ascii="Liberation Sans" w:hAnsi="Liberation Sans" w:eastAsia="Liberation Sans" w:cs="Liberation Sans"/>
+          <w:color w:val="444746"/>
+          <w:sz w:val="21"/>
           <w:highlight w:val="none"/>
         </w:rPr>
       </w:r>
+      <w:r>
+        <w:t xml:space="preserve">git filter-repo --path biometria/ --path-rename biometria/:</w:t>
+      </w:r>
+      <w:r>
+        <w:rPr>
+          <w:rFonts w:ascii="Liberation Sans" w:hAnsi="Liberation Sans" w:eastAsia="Liberation Sans" w:cs="Liberation Sans"/>
+          <w:color w:val="444746"/>
+          <w:sz w:val="21"/>
+          <w:highlight w:val="none"/>
+        </w:rPr>
+      </w:r>
+      <w:r/>
+    </w:p>
+    <w:p>
+      <w:pPr>
+        <w:pStyle w:val="902"/>
+        <w:numPr>
+          <w:ilvl w:val="0"/>
+          <w:numId w:val="4"/>
+        </w:numPr>
+        <w:pBdr>
+          <w:top w:val="none" w:color="000000" w:sz="4" w:space="0"/>
+          <w:left w:val="none" w:color="000000" w:sz="4" w:space="0"/>
+          <w:bottom w:val="none" w:color="000000" w:sz="4" w:space="0"/>
+          <w:right w:val="none" w:color="000000" w:sz="4" w:space="0"/>
+        </w:pBdr>
+        <w:shd w:val="clear" w:color="f0f4f9" w:fill="f0f4f9"/>
+        <w:spacing w:after="0" w:before="0" w:line="276" w:lineRule="auto"/>
+        <w:ind w:right="0"/>
+        <w:rPr/>
+      </w:pPr>
       <w:r>
         <w:rPr>
           <w:highlight w:val="none"/>
@@ -715,10 +802,11 @@
           <w:highlight w:val="none"/>
         </w:rPr>
       </w:r>
+      <w:r/>
     </w:p>
     <w:p>
       <w:pPr>
-        <w:pStyle w:val="900"/>
+        <w:pStyle w:val="902"/>
         <w:numPr>
           <w:ilvl w:val="0"/>
           <w:numId w:val="4"/>
@@ -746,7 +834,7 @@
     </w:p>
     <w:p>
       <w:pPr>
-        <w:pStyle w:val="900"/>
+        <w:pStyle w:val="902"/>
         <w:numPr>
           <w:ilvl w:val="0"/>
           <w:numId w:val="4"/>
@@ -774,7 +862,7 @@
     </w:p>
     <w:p>
       <w:pPr>
-        <w:pStyle w:val="900"/>
+        <w:pStyle w:val="902"/>
         <w:numPr>
           <w:ilvl w:val="0"/>
           <w:numId w:val="4"/>
@@ -802,7 +890,7 @@
     </w:p>
     <w:p>
       <w:pPr>
-        <w:pStyle w:val="900"/>
+        <w:pStyle w:val="902"/>
         <w:numPr>
           <w:ilvl w:val="0"/>
           <w:numId w:val="4"/>
@@ -830,7 +918,7 @@
     </w:p>
     <w:p>
       <w:pPr>
-        <w:pStyle w:val="900"/>
+        <w:pStyle w:val="902"/>
         <w:numPr>
           <w:ilvl w:val="0"/>
           <w:numId w:val="4"/>
@@ -856,7 +944,7 @@
     </w:p>
     <w:p>
       <w:pPr>
-        <w:pStyle w:val="838"/>
+        <w:pStyle w:val="840"/>
         <w:pBdr>
           <w:top w:val="none" w:color="000000" w:sz="4" w:space="0"/>
           <w:left w:val="none" w:color="000000" w:sz="4" w:space="0"/>
@@ -922,7 +1010,7 @@
     </w:p>
     <w:p>
       <w:pPr>
-        <w:pStyle w:val="900"/>
+        <w:pStyle w:val="902"/>
         <w:numPr>
           <w:ilvl w:val="0"/>
           <w:numId w:val="4"/>
@@ -950,7 +1038,7 @@
     </w:p>
     <w:p>
       <w:pPr>
-        <w:pStyle w:val="900"/>
+        <w:pStyle w:val="902"/>
         <w:numPr>
           <w:ilvl w:val="0"/>
           <w:numId w:val="4"/>
@@ -978,7 +1066,7 @@
     </w:p>
     <w:p>
       <w:pPr>
-        <w:pStyle w:val="900"/>
+        <w:pStyle w:val="902"/>
         <w:numPr>
           <w:ilvl w:val="0"/>
           <w:numId w:val="4"/>
@@ -1014,7 +1102,7 @@
     </w:p>
     <w:p>
       <w:pPr>
-        <w:pStyle w:val="900"/>
+        <w:pStyle w:val="902"/>
         <w:numPr>
           <w:ilvl w:val="0"/>
           <w:numId w:val="4"/>
@@ -1042,7 +1130,7 @@
     </w:p>
     <w:p>
       <w:pPr>
-        <w:pStyle w:val="900"/>
+        <w:pStyle w:val="902"/>
         <w:numPr>
           <w:ilvl w:val="0"/>
           <w:numId w:val="4"/>
@@ -1070,7 +1158,81 @@
     </w:p>
     <w:p>
       <w:pPr>
-        <w:pStyle w:val="900"/>
+        <w:pStyle w:val="902"/>
+        <w:numPr>
+          <w:ilvl w:val="0"/>
+          <w:numId w:val="4"/>
+        </w:numPr>
+        <w:pBdr>
+          <w:top w:val="none" w:color="000000" w:sz="4" w:space="0"/>
+          <w:left w:val="none" w:color="000000" w:sz="4" w:space="0"/>
+          <w:bottom w:val="none" w:color="000000" w:sz="4" w:space="0"/>
+          <w:right w:val="none" w:color="000000" w:sz="4" w:space="0"/>
+        </w:pBdr>
+        <w:shd w:val="clear" w:color="f0f4f9" w:fill="f0f4f9"/>
+        <w:spacing w:after="0" w:before="0" w:line="276" w:lineRule="auto"/>
+        <w:ind w:right="0"/>
+        <w:rPr>
+          <w:rFonts w:ascii="Liberation Sans" w:hAnsi="Liberation Sans" w:eastAsia="Liberation Sans" w:cs="Liberation Sans"/>
+          <w:color w:val="444746"/>
+          <w:sz w:val="21"/>
+          <w:szCs w:val="21"/>
+        </w:rPr>
+      </w:pPr>
+      <w:r>
+        <w:rPr>
+          <w:rFonts w:ascii="Liberation Sans" w:hAnsi="Liberation Sans" w:eastAsia="Liberation Sans" w:cs="Liberation Sans"/>
+          <w:color w:val="5f6368"/>
+          <w:sz w:val="21"/>
+        </w:rPr>
+        <w:t xml:space="preserve"># Remove do rastreio do Git</w:t>
+      </w:r>
+      <w:r>
+        <w:rPr>
+          <w:rFonts w:ascii="Liberation Sans" w:hAnsi="Liberation Sans" w:eastAsia="Liberation Sans" w:cs="Liberation Sans"/>
+          <w:color w:val="444746"/>
+          <w:sz w:val="21"/>
+        </w:rPr>
+        <w:t xml:space="preserve"> </w:t>
+      </w:r>
+      <w:r/>
+    </w:p>
+    <w:p>
+      <w:pPr>
+        <w:pStyle w:val="902"/>
+        <w:numPr>
+          <w:ilvl w:val="0"/>
+          <w:numId w:val="4"/>
+        </w:numPr>
+        <w:pBdr>
+          <w:top w:val="none" w:color="000000" w:sz="4" w:space="0"/>
+          <w:left w:val="none" w:color="000000" w:sz="4" w:space="0"/>
+          <w:bottom w:val="none" w:color="000000" w:sz="4" w:space="0"/>
+          <w:right w:val="none" w:color="000000" w:sz="4" w:space="0"/>
+        </w:pBdr>
+        <w:shd w:val="clear" w:color="f0f4f9" w:fill="f0f4f9"/>
+        <w:spacing w:after="0" w:before="0" w:line="276" w:lineRule="auto"/>
+        <w:ind w:right="0"/>
+        <w:rPr>
+          <w:rFonts w:ascii="Liberation Sans" w:hAnsi="Liberation Sans" w:eastAsia="Liberation Sans" w:cs="Liberation Sans"/>
+          <w:color w:val="444746"/>
+          <w:sz w:val="21"/>
+          <w:szCs w:val="21"/>
+        </w:rPr>
+      </w:pPr>
+      <w:r>
+        <w:rPr>
+          <w:rFonts w:ascii="Liberation Sans" w:hAnsi="Liberation Sans" w:eastAsia="Liberation Sans" w:cs="Liberation Sans"/>
+          <w:color w:val="444746"/>
+          <w:sz w:val="21"/>
+        </w:rPr>
+        <w:t xml:space="preserve">git rm -r biometria/ </w:t>
+      </w:r>
+      <w:r/>
+    </w:p>
+    <w:p>
+      <w:pPr>
+        <w:pStyle w:val="902"/>
         <w:numPr>
           <w:ilvl w:val="0"/>
           <w:numId w:val="4"/>
@@ -1089,18 +1251,57 @@
       <w:r>
         <w:rPr>
           <w:rFonts w:ascii="Liberation Sans" w:hAnsi="Liberation Sans" w:eastAsia="Liberation Sans" w:cs="Liberation Sans"/>
-          <w:color w:val="5f6368"/>
+          <w:color w:val="444746"/>
           <w:sz w:val="21"/>
+          <w:highlight w:val="none"/>
         </w:rPr>
-        <w:t xml:space="preserve"># Remove do rastreio do Git</w:t>
       </w:r>
       <w:r>
         <w:rPr>
           <w:rFonts w:ascii="Liberation Sans" w:hAnsi="Liberation Sans" w:eastAsia="Liberation Sans" w:cs="Liberation Sans"/>
           <w:color w:val="444746"/>
           <w:sz w:val="21"/>
+          <w:highlight w:val="none"/>
         </w:rPr>
-        <w:t xml:space="preserve"> git rm -r biometria/ </w:t>
+      </w:r>
+      <w:r>
+        <w:rPr>
+          <w:rFonts w:ascii="Liberation Sans" w:hAnsi="Liberation Sans" w:eastAsia="Liberation Sans" w:cs="Liberation Sans"/>
+          <w:color w:val="444746"/>
+          <w:sz w:val="21"/>
+          <w:highlight w:val="none"/>
+        </w:rPr>
+      </w:r>
+    </w:p>
+    <w:p>
+      <w:pPr>
+        <w:pStyle w:val="902"/>
+        <w:numPr>
+          <w:ilvl w:val="0"/>
+          <w:numId w:val="4"/>
+        </w:numPr>
+        <w:pBdr>
+          <w:top w:val="none" w:color="000000" w:sz="4" w:space="0"/>
+          <w:left w:val="none" w:color="000000" w:sz="4" w:space="0"/>
+          <w:bottom w:val="none" w:color="000000" w:sz="4" w:space="0"/>
+          <w:right w:val="none" w:color="000000" w:sz="4" w:space="0"/>
+        </w:pBdr>
+        <w:shd w:val="clear" w:color="f0f4f9" w:fill="f0f4f9"/>
+        <w:spacing w:after="0" w:before="0" w:line="276" w:lineRule="auto"/>
+        <w:ind w:right="0"/>
+        <w:rPr>
+          <w:rFonts w:ascii="Liberation Sans" w:hAnsi="Liberation Sans" w:eastAsia="Liberation Sans" w:cs="Liberation Sans"/>
+          <w:color w:val="444746"/>
+          <w:sz w:val="21"/>
+          <w:szCs w:val="21"/>
+        </w:rPr>
+      </w:pPr>
+      <w:r>
+        <w:rPr>
+          <w:rFonts w:ascii="Liberation Sans" w:hAnsi="Liberation Sans" w:eastAsia="Liberation Sans" w:cs="Liberation Sans"/>
+          <w:color w:val="444746"/>
+          <w:sz w:val="21"/>
+        </w:rPr>
       </w:r>
       <w:r>
         <w:rPr>
@@ -1116,7 +1317,115 @@
           <w:color w:val="444746"/>
           <w:sz w:val="21"/>
         </w:rPr>
-        <w:t xml:space="preserve"> sudo rm -rf biometria/ </w:t>
+        <w:t xml:space="preserve"> </w:t>
+      </w:r>
+      <w:r/>
+    </w:p>
+    <w:p>
+      <w:pPr>
+        <w:pStyle w:val="902"/>
+        <w:numPr>
+          <w:ilvl w:val="0"/>
+          <w:numId w:val="4"/>
+        </w:numPr>
+        <w:pBdr>
+          <w:top w:val="none" w:color="000000" w:sz="4" w:space="0"/>
+          <w:left w:val="none" w:color="000000" w:sz="4" w:space="0"/>
+          <w:bottom w:val="none" w:color="000000" w:sz="4" w:space="0"/>
+          <w:right w:val="none" w:color="000000" w:sz="4" w:space="0"/>
+        </w:pBdr>
+        <w:shd w:val="clear" w:color="f0f4f9" w:fill="f0f4f9"/>
+        <w:spacing w:after="0" w:before="0" w:line="276" w:lineRule="auto"/>
+        <w:ind w:right="0"/>
+        <w:rPr>
+          <w:rFonts w:ascii="Liberation Sans" w:hAnsi="Liberation Sans" w:eastAsia="Liberation Sans" w:cs="Liberation Sans"/>
+          <w:color w:val="444746"/>
+          <w:sz w:val="21"/>
+          <w:szCs w:val="21"/>
+        </w:rPr>
+      </w:pPr>
+      <w:r>
+        <w:rPr>
+          <w:rFonts w:ascii="Liberation Sans" w:hAnsi="Liberation Sans" w:eastAsia="Liberation Sans" w:cs="Liberation Sans"/>
+          <w:color w:val="444746"/>
+          <w:sz w:val="21"/>
+        </w:rPr>
+        <w:t xml:space="preserve">sudo rm -rf biometria/ </w:t>
+      </w:r>
+      <w:r/>
+    </w:p>
+    <w:p>
+      <w:pPr>
+        <w:pStyle w:val="902"/>
+        <w:numPr>
+          <w:ilvl w:val="0"/>
+          <w:numId w:val="4"/>
+        </w:numPr>
+        <w:pBdr>
+          <w:top w:val="none" w:color="000000" w:sz="4" w:space="0"/>
+          <w:left w:val="none" w:color="000000" w:sz="4" w:space="0"/>
+          <w:bottom w:val="none" w:color="000000" w:sz="4" w:space="0"/>
+          <w:right w:val="none" w:color="000000" w:sz="4" w:space="0"/>
+        </w:pBdr>
+        <w:shd w:val="clear" w:color="f0f4f9" w:fill="f0f4f9"/>
+        <w:spacing w:after="0" w:before="0" w:line="276" w:lineRule="auto"/>
+        <w:ind w:right="0"/>
+        <w:rPr/>
+      </w:pPr>
+      <w:r>
+        <w:rPr>
+          <w:rFonts w:ascii="Liberation Sans" w:hAnsi="Liberation Sans" w:eastAsia="Liberation Sans" w:cs="Liberation Sans"/>
+          <w:color w:val="444746"/>
+          <w:sz w:val="21"/>
+          <w:highlight w:val="none"/>
+        </w:rPr>
+      </w:r>
+      <w:r>
+        <w:rPr>
+          <w:rFonts w:ascii="Liberation Sans" w:hAnsi="Liberation Sans" w:eastAsia="Liberation Sans" w:cs="Liberation Sans"/>
+          <w:color w:val="444746"/>
+          <w:sz w:val="21"/>
+          <w:highlight w:val="none"/>
+        </w:rPr>
+      </w:r>
+      <w:r>
+        <w:rPr>
+          <w:rFonts w:ascii="Liberation Sans" w:hAnsi="Liberation Sans" w:eastAsia="Liberation Sans" w:cs="Liberation Sans"/>
+          <w:color w:val="444746"/>
+          <w:sz w:val="21"/>
+          <w:highlight w:val="none"/>
+        </w:rPr>
+      </w:r>
+    </w:p>
+    <w:p>
+      <w:pPr>
+        <w:pStyle w:val="902"/>
+        <w:numPr>
+          <w:ilvl w:val="0"/>
+          <w:numId w:val="4"/>
+        </w:numPr>
+        <w:pBdr>
+          <w:top w:val="none" w:color="000000" w:sz="4" w:space="0"/>
+          <w:left w:val="none" w:color="000000" w:sz="4" w:space="0"/>
+          <w:bottom w:val="none" w:color="000000" w:sz="4" w:space="0"/>
+          <w:right w:val="none" w:color="000000" w:sz="4" w:space="0"/>
+        </w:pBdr>
+        <w:shd w:val="clear" w:color="f0f4f9" w:fill="f0f4f9"/>
+        <w:spacing w:after="0" w:before="0" w:line="276" w:lineRule="auto"/>
+        <w:ind w:right="0"/>
+        <w:rPr>
+          <w:rFonts w:ascii="Liberation Sans" w:hAnsi="Liberation Sans" w:eastAsia="Liberation Sans" w:cs="Liberation Sans"/>
+          <w:color w:val="444746"/>
+          <w:sz w:val="21"/>
+          <w:szCs w:val="21"/>
+        </w:rPr>
+      </w:pPr>
+      <w:r>
+        <w:rPr>
+          <w:rFonts w:ascii="Liberation Sans" w:hAnsi="Liberation Sans" w:eastAsia="Liberation Sans" w:cs="Liberation Sans"/>
+          <w:color w:val="444746"/>
+          <w:sz w:val="21"/>
+        </w:rPr>
       </w:r>
       <w:r>
         <w:rPr>
@@ -1132,13 +1441,84 @@
           <w:color w:val="444746"/>
           <w:sz w:val="21"/>
         </w:rPr>
-        <w:t xml:space="preserve"> git rm -rf --cached biometria/ 2&gt;/dev/null </w:t>
+        <w:t xml:space="preserve"> </w:t>
       </w:r>
       <w:r/>
     </w:p>
     <w:p>
       <w:pPr>
-        <w:pStyle w:val="900"/>
+        <w:pStyle w:val="902"/>
+        <w:numPr>
+          <w:ilvl w:val="0"/>
+          <w:numId w:val="4"/>
+        </w:numPr>
+        <w:pBdr>
+          <w:top w:val="none" w:color="000000" w:sz="4" w:space="0"/>
+          <w:left w:val="none" w:color="000000" w:sz="4" w:space="0"/>
+          <w:bottom w:val="none" w:color="000000" w:sz="4" w:space="0"/>
+          <w:right w:val="none" w:color="000000" w:sz="4" w:space="0"/>
+        </w:pBdr>
+        <w:shd w:val="clear" w:color="f0f4f9" w:fill="f0f4f9"/>
+        <w:spacing w:after="0" w:before="0" w:line="276" w:lineRule="auto"/>
+        <w:ind w:right="0"/>
+        <w:rPr/>
+      </w:pPr>
+      <w:r>
+        <w:rPr>
+          <w:rFonts w:ascii="Liberation Sans" w:hAnsi="Liberation Sans" w:eastAsia="Liberation Sans" w:cs="Liberation Sans"/>
+          <w:color w:val="444746"/>
+          <w:sz w:val="21"/>
+        </w:rPr>
+        <w:t xml:space="preserve">git rm -rf --cached biometria/ 2&gt;/dev/null </w:t>
+      </w:r>
+      <w:r/>
+    </w:p>
+    <w:p>
+      <w:pPr>
+        <w:pStyle w:val="902"/>
+        <w:numPr>
+          <w:ilvl w:val="0"/>
+          <w:numId w:val="4"/>
+        </w:numPr>
+        <w:pBdr>
+          <w:top w:val="none" w:color="000000" w:sz="4" w:space="0"/>
+          <w:left w:val="none" w:color="000000" w:sz="4" w:space="0"/>
+          <w:bottom w:val="none" w:color="000000" w:sz="4" w:space="0"/>
+          <w:right w:val="none" w:color="000000" w:sz="4" w:space="0"/>
+        </w:pBdr>
+        <w:shd w:val="clear" w:color="f0f4f9" w:fill="f0f4f9"/>
+        <w:spacing w:after="0" w:before="0" w:line="276" w:lineRule="auto"/>
+        <w:ind w:right="0"/>
+        <w:rPr/>
+      </w:pPr>
+      <w:r>
+        <w:rPr>
+          <w:rFonts w:ascii="Liberation Sans" w:hAnsi="Liberation Sans" w:eastAsia="Liberation Sans" w:cs="Liberation Sans"/>
+          <w:color w:val="444746"/>
+          <w:sz w:val="21"/>
+          <w:highlight w:val="none"/>
+        </w:rPr>
+      </w:r>
+      <w:r>
+        <w:rPr>
+          <w:rFonts w:ascii="Liberation Sans" w:hAnsi="Liberation Sans" w:eastAsia="Liberation Sans" w:cs="Liberation Sans"/>
+          <w:color w:val="444746"/>
+          <w:sz w:val="21"/>
+          <w:highlight w:val="none"/>
+        </w:rPr>
+      </w:r>
+      <w:r>
+        <w:rPr>
+          <w:rFonts w:ascii="Liberation Sans" w:hAnsi="Liberation Sans" w:eastAsia="Liberation Sans" w:cs="Liberation Sans"/>
+          <w:color w:val="444746"/>
+          <w:sz w:val="21"/>
+          <w:highlight w:val="none"/>
+        </w:rPr>
+      </w:r>
+    </w:p>
+    <w:p>
+      <w:pPr>
+        <w:pStyle w:val="902"/>
         <w:numPr>
           <w:ilvl w:val="0"/>
           <w:numId w:val="4"/>
@@ -1166,7 +1546,7 @@
     </w:p>
     <w:p>
       <w:pPr>
-        <w:pStyle w:val="900"/>
+        <w:pStyle w:val="902"/>
         <w:numPr>
           <w:ilvl w:val="0"/>
           <w:numId w:val="4"/>
@@ -1194,7 +1574,7 @@
     </w:p>
     <w:p>
       <w:pPr>
-        <w:pStyle w:val="900"/>
+        <w:pStyle w:val="902"/>
         <w:numPr>
           <w:ilvl w:val="0"/>
           <w:numId w:val="4"/>
@@ -1222,7 +1602,7 @@
     </w:p>
     <w:p>
       <w:pPr>
-        <w:pStyle w:val="900"/>
+        <w:pStyle w:val="902"/>
         <w:numPr>
           <w:ilvl w:val="0"/>
           <w:numId w:val="4"/>
@@ -1248,7 +1628,7 @@
     </w:p>
     <w:p>
       <w:pPr>
-        <w:pStyle w:val="900"/>
+        <w:pStyle w:val="902"/>
         <w:numPr>
           <w:ilvl w:val="0"/>
           <w:numId w:val="4"/>
@@ -1276,7 +1656,7 @@
     </w:p>
     <w:p>
       <w:pPr>
-        <w:pStyle w:val="900"/>
+        <w:pStyle w:val="902"/>
         <w:numPr>
           <w:ilvl w:val="0"/>
           <w:numId w:val="4"/>
@@ -1304,7 +1684,7 @@
     </w:p>
     <w:p>
       <w:pPr>
-        <w:pStyle w:val="900"/>
+        <w:pStyle w:val="902"/>
         <w:numPr>
           <w:ilvl w:val="0"/>
           <w:numId w:val="4"/>
@@ -1318,7 +1698,12 @@
         <w:shd w:val="clear" w:color="f0f4f9" w:fill="f0f4f9"/>
         <w:spacing w:after="0" w:before="0" w:line="276" w:lineRule="auto"/>
         <w:ind w:right="0"/>
-        <w:rPr/>
+        <w:rPr>
+          <w:rFonts w:ascii="Liberation Sans" w:hAnsi="Liberation Sans" w:eastAsia="Liberation Sans" w:cs="Liberation Sans"/>
+          <w:color w:val="444746"/>
+          <w:sz w:val="21"/>
+          <w:szCs w:val="21"/>
+        </w:rPr>
       </w:pPr>
       <w:r>
         <w:rPr>
@@ -1326,7 +1711,47 @@
           <w:color w:val="444746"/>
           <w:sz w:val="21"/>
         </w:rPr>
-        <w:t xml:space="preserve">git add .gitmodules biometria git commit -m </w:t>
+        <w:t xml:space="preserve">git add .gitmodules biometria </w:t>
+      </w:r>
+      <w:r>
+        <w:rPr>
+          <w:rFonts w:ascii="Liberation Sans" w:hAnsi="Liberation Sans" w:eastAsia="Liberation Sans" w:cs="Liberation Sans"/>
+          <w:color w:val="444746"/>
+          <w:sz w:val="21"/>
+          <w:szCs w:val="21"/>
+        </w:rPr>
+      </w:r>
+    </w:p>
+    <w:p>
+      <w:pPr>
+        <w:pStyle w:val="902"/>
+        <w:numPr>
+          <w:ilvl w:val="0"/>
+          <w:numId w:val="4"/>
+        </w:numPr>
+        <w:pBdr>
+          <w:top w:val="none" w:color="000000" w:sz="4" w:space="0"/>
+          <w:left w:val="none" w:color="000000" w:sz="4" w:space="0"/>
+          <w:bottom w:val="none" w:color="000000" w:sz="4" w:space="0"/>
+          <w:right w:val="none" w:color="000000" w:sz="4" w:space="0"/>
+        </w:pBdr>
+        <w:shd w:val="clear" w:color="f0f4f9" w:fill="f0f4f9"/>
+        <w:spacing w:after="0" w:before="0" w:line="276" w:lineRule="auto"/>
+        <w:ind w:right="0"/>
+        <w:rPr>
+          <w:rFonts w:ascii="Liberation Sans" w:hAnsi="Liberation Sans" w:eastAsia="Liberation Sans" w:cs="Liberation Sans"/>
+          <w:color w:val="444746"/>
+          <w:sz w:val="21"/>
+          <w:szCs w:val="21"/>
+        </w:rPr>
+      </w:pPr>
+      <w:r>
+        <w:rPr>
+          <w:rFonts w:ascii="Liberation Sans" w:hAnsi="Liberation Sans" w:eastAsia="Liberation Sans" w:cs="Liberation Sans"/>
+          <w:color w:val="444746"/>
+          <w:sz w:val="21"/>
+        </w:rPr>
+        <w:t xml:space="preserve">git commit -m </w:t>
       </w:r>
       <w:r>
         <w:rPr>
@@ -1342,13 +1767,43 @@
           <w:color w:val="444746"/>
           <w:sz w:val="21"/>
         </w:rPr>
-        <w:t xml:space="preserve"> git push origin master </w:t>
+        <w:t xml:space="preserve"> </w:t>
       </w:r>
+      <w:r/>
       <w:r/>
     </w:p>
     <w:p>
       <w:pPr>
-        <w:pStyle w:val="838"/>
+        <w:pStyle w:val="902"/>
+        <w:numPr>
+          <w:ilvl w:val="0"/>
+          <w:numId w:val="4"/>
+        </w:numPr>
+        <w:pBdr>
+          <w:top w:val="none" w:color="000000" w:sz="4" w:space="0"/>
+          <w:left w:val="none" w:color="000000" w:sz="4" w:space="0"/>
+          <w:bottom w:val="none" w:color="000000" w:sz="4" w:space="0"/>
+          <w:right w:val="none" w:color="000000" w:sz="4" w:space="0"/>
+        </w:pBdr>
+        <w:shd w:val="clear" w:color="f0f4f9" w:fill="f0f4f9"/>
+        <w:spacing w:after="0" w:before="0" w:line="276" w:lineRule="auto"/>
+        <w:ind w:right="0"/>
+        <w:rPr/>
+      </w:pPr>
+      <w:r>
+        <w:rPr>
+          <w:rFonts w:ascii="Liberation Sans" w:hAnsi="Liberation Sans" w:eastAsia="Liberation Sans" w:cs="Liberation Sans"/>
+          <w:color w:val="444746"/>
+          <w:sz w:val="21"/>
+        </w:rPr>
+        <w:t xml:space="preserve">git push origin master </w:t>
+      </w:r>
+      <w:r/>
+      <w:r/>
+    </w:p>
+    <w:p>
+      <w:pPr>
+        <w:pStyle w:val="840"/>
         <w:pBdr>
           <w:top w:val="none" w:color="000000" w:sz="4" w:space="0"/>
           <w:left w:val="none" w:color="000000" w:sz="4" w:space="0"/>
@@ -1513,7 +1968,7 @@
     </w:p>
     <w:p>
       <w:pPr>
-        <w:pStyle w:val="838"/>
+        <w:pStyle w:val="840"/>
         <w:pBdr>
           <w:top w:val="none" w:color="000000" w:sz="4" w:space="0"/>
           <w:left w:val="none" w:color="000000" w:sz="4" w:space="0"/>
@@ -1593,7 +2048,7 @@
     </w:p>
     <w:p>
       <w:pPr>
-        <w:pStyle w:val="838"/>
+        <w:pStyle w:val="840"/>
         <w:pBdr>
           <w:top w:val="none" w:color="000000" w:sz="4" w:space="0"/>
           <w:left w:val="none" w:color="000000" w:sz="4" w:space="0"/>
@@ -1766,7 +2221,7 @@
     </w:p>
     <w:p>
       <w:pPr>
-        <w:pStyle w:val="838"/>
+        <w:pStyle w:val="840"/>
         <w:pBdr>
           <w:top w:val="none" w:color="000000" w:sz="4" w:space="0"/>
           <w:left w:val="none" w:color="000000" w:sz="4" w:space="0"/>
@@ -2494,6 +2949,11 @@
       </w:pPr>
       <w:r>
         <w:br/>
+      </w:r>
+      <w:r>
+        <w:rPr>
+          <w:highlight w:val="none"/>
+        </w:rPr>
       </w:r>
       <w:r>
         <w:rPr>
@@ -3592,9 +4052,9 @@
     <w:lsdException w:name="Bibliography" w:uiPriority="37"/>
     <w:lsdException w:name="TOC Heading" w:uiPriority="39" w:qFormat="1"/>
   </w:latentStyles>
-  <w:style w:type="table" w:styleId="711">
+  <w:style w:type="table" w:styleId="713">
     <w:name w:val="Table Grid"/>
-    <w:basedOn w:val="897"/>
+    <w:basedOn w:val="899"/>
     <w:uiPriority w:val="59"/>
     <w:pPr>
       <w:pBdr/>
@@ -3791,9 +4251,9 @@
       </w:tcPr>
     </w:tblStylePr>
   </w:style>
-  <w:style w:type="table" w:styleId="712">
+  <w:style w:type="table" w:styleId="714">
     <w:name w:val="Table Grid Light"/>
-    <w:basedOn w:val="897"/>
+    <w:basedOn w:val="899"/>
     <w:uiPriority w:val="59"/>
     <w:pPr>
       <w:pBdr/>
@@ -3990,9 +4450,9 @@
       </w:tcPr>
     </w:tblStylePr>
   </w:style>
-  <w:style w:type="table" w:styleId="713">
+  <w:style w:type="table" w:styleId="715">
     <w:name w:val="Plain Table 1"/>
-    <w:basedOn w:val="897"/>
+    <w:basedOn w:val="899"/>
     <w:uiPriority w:val="59"/>
     <w:pPr>
       <w:pBdr/>
@@ -4215,9 +4675,9 @@
       </w:tcPr>
     </w:tblStylePr>
   </w:style>
-  <w:style w:type="table" w:styleId="714">
+  <w:style w:type="table" w:styleId="716">
     <w:name w:val="Plain Table 2"/>
-    <w:basedOn w:val="897"/>
+    <w:basedOn w:val="899"/>
     <w:uiPriority w:val="59"/>
     <w:pPr>
       <w:pBdr/>
@@ -4448,9 +4908,9 @@
       </w:tcPr>
     </w:tblStylePr>
   </w:style>
-  <w:style w:type="table" w:styleId="715">
+  <w:style w:type="table" w:styleId="717">
     <w:name w:val="Plain Table 3"/>
-    <w:basedOn w:val="897"/>
+    <w:basedOn w:val="899"/>
     <w:uiPriority w:val="99"/>
     <w:pPr>
       <w:pBdr/>
@@ -4678,9 +5138,9 @@
       </w:tcPr>
     </w:tblStylePr>
   </w:style>
-  <w:style w:type="table" w:styleId="716">
+  <w:style w:type="table" w:styleId="718">
     <w:name w:val="Plain Table 4"/>
-    <w:basedOn w:val="897"/>
+    <w:basedOn w:val="899"/>
     <w:uiPriority w:val="99"/>
     <w:pPr>
       <w:pBdr/>
@@ -4894,9 +5354,9 @@
       </w:tcPr>
     </w:tblStylePr>
   </w:style>
-  <w:style w:type="table" w:styleId="717">
+  <w:style w:type="table" w:styleId="719">
     <w:name w:val="Plain Table 5"/>
-    <w:basedOn w:val="897"/>
+    <w:basedOn w:val="899"/>
     <w:uiPriority w:val="99"/>
     <w:pPr>
       <w:pBdr/>
@@ -5127,9 +5587,9 @@
       </w:tcPr>
     </w:tblStylePr>
   </w:style>
-  <w:style w:type="table" w:styleId="718">
+  <w:style w:type="table" w:styleId="720">
     <w:name w:val="Grid Table 1 Light"/>
-    <w:basedOn w:val="897"/>
+    <w:basedOn w:val="899"/>
     <w:uiPriority w:val="99"/>
     <w:pPr>
       <w:pBdr/>
@@ -5350,9 +5810,9 @@
       </w:tcPr>
     </w:tblStylePr>
   </w:style>
-  <w:style w:type="table" w:styleId="719">
+  <w:style w:type="table" w:styleId="721">
     <w:name w:val="Grid Table 1 Light - Accent 1"/>
-    <w:basedOn w:val="897"/>
+    <w:basedOn w:val="899"/>
     <w:uiPriority w:val="99"/>
     <w:pPr>
       <w:pBdr/>
@@ -5573,9 +6033,9 @@
       </w:tcPr>
     </w:tblStylePr>
   </w:style>
-  <w:style w:type="table" w:styleId="720">
+  <w:style w:type="table" w:styleId="722">
     <w:name w:val="Grid Table 1 Light - Accent 2"/>
-    <w:basedOn w:val="897"/>
+    <w:basedOn w:val="899"/>
     <w:uiPriority w:val="99"/>
     <w:pPr>
       <w:pBdr/>
@@ -5796,9 +6256,9 @@
       </w:tcPr>
     </w:tblStylePr>
   </w:style>
-  <w:style w:type="table" w:styleId="721">
+  <w:style w:type="table" w:styleId="723">
     <w:name w:val="Grid Table 1 Light - Accent 3"/>
-    <w:basedOn w:val="897"/>
+    <w:basedOn w:val="899"/>
     <w:uiPriority w:val="99"/>
     <w:pPr>
       <w:pBdr/>
@@ -6019,9 +6479,9 @@
       </w:tcPr>
     </w:tblStylePr>
   </w:style>
-  <w:style w:type="table" w:styleId="722">
+  <w:style w:type="table" w:styleId="724">
     <w:name w:val="Grid Table 1 Light - Accent 4"/>
-    <w:basedOn w:val="897"/>
+    <w:basedOn w:val="899"/>
     <w:uiPriority w:val="99"/>
     <w:pPr>
       <w:pBdr/>
@@ -6242,9 +6702,9 @@
       </w:tcPr>
     </w:tblStylePr>
   </w:style>
-  <w:style w:type="table" w:styleId="723">
+  <w:style w:type="table" w:styleId="725">
     <w:name w:val="Grid Table 1 Light - Accent 5"/>
-    <w:basedOn w:val="897"/>
+    <w:basedOn w:val="899"/>
     <w:uiPriority w:val="99"/>
     <w:pPr>
       <w:pBdr/>
@@ -6465,9 +6925,9 @@
       </w:tcPr>
     </w:tblStylePr>
   </w:style>
-  <w:style w:type="table" w:styleId="724">
+  <w:style w:type="table" w:styleId="726">
     <w:name w:val="Grid Table 1 Light - Accent 6"/>
-    <w:basedOn w:val="897"/>
+    <w:basedOn w:val="899"/>
     <w:uiPriority w:val="99"/>
     <w:pPr>
       <w:pBdr/>
@@ -6688,9 +7148,9 @@
       </w:tcPr>
     </w:tblStylePr>
   </w:style>
-  <w:style w:type="table" w:styleId="725">
+  <w:style w:type="table" w:styleId="727">
     <w:name w:val="Grid Table 2"/>
-    <w:basedOn w:val="897"/>
+    <w:basedOn w:val="899"/>
     <w:uiPriority w:val="99"/>
     <w:pPr>
       <w:pBdr/>
@@ -6920,9 +7380,9 @@
       </w:tcPr>
     </w:tblStylePr>
   </w:style>
-  <w:style w:type="table" w:styleId="726">
+  <w:style w:type="table" w:styleId="728">
     <w:name w:val="Grid Table 2 - Accent 1"/>
-    <w:basedOn w:val="897"/>
+    <w:basedOn w:val="899"/>
     <w:uiPriority w:val="99"/>
     <w:pPr>
       <w:pBdr/>
@@ -7152,9 +7612,9 @@
       </w:tcPr>
     </w:tblStylePr>
   </w:style>
-  <w:style w:type="table" w:styleId="727">
+  <w:style w:type="table" w:styleId="729">
     <w:name w:val="Grid Table 2 - Accent 2"/>
-    <w:basedOn w:val="897"/>
+    <w:basedOn w:val="899"/>
     <w:uiPriority w:val="99"/>
     <w:pPr>
       <w:pBdr/>
@@ -7384,9 +7844,9 @@
       </w:tcPr>
     </w:tblStylePr>
   </w:style>
-  <w:style w:type="table" w:styleId="728">
+  <w:style w:type="table" w:styleId="730">
     <w:name w:val="Grid Table 2 - Accent 3"/>
-    <w:basedOn w:val="897"/>
+    <w:basedOn w:val="899"/>
     <w:uiPriority w:val="99"/>
     <w:pPr>
       <w:pBdr/>
@@ -7616,9 +8076,9 @@
       </w:tcPr>
     </w:tblStylePr>
   </w:style>
-  <w:style w:type="table" w:styleId="729">
+  <w:style w:type="table" w:styleId="731">
     <w:name w:val="Grid Table 2 - Accent 4"/>
-    <w:basedOn w:val="897"/>
+    <w:basedOn w:val="899"/>
     <w:uiPriority w:val="99"/>
     <w:pPr>
       <w:pBdr/>
@@ -7848,9 +8308,9 @@
       </w:tcPr>
     </w:tblStylePr>
   </w:style>
-  <w:style w:type="table" w:styleId="730">
+  <w:style w:type="table" w:styleId="732">
     <w:name w:val="Grid Table 2 - Accent 5"/>
-    <w:basedOn w:val="897"/>
+    <w:basedOn w:val="899"/>
     <w:uiPriority w:val="99"/>
     <w:pPr>
       <w:pBdr/>
@@ -8080,9 +8540,9 @@
       </w:tcPr>
     </w:tblStylePr>
   </w:style>
-  <w:style w:type="table" w:styleId="731">
+  <w:style w:type="table" w:styleId="733">
     <w:name w:val="Grid Table 2 - Accent 6"/>
-    <w:basedOn w:val="897"/>
+    <w:basedOn w:val="899"/>
     <w:uiPriority w:val="99"/>
     <w:pPr>
       <w:pBdr/>
@@ -8312,9 +8772,9 @@
       </w:tcPr>
     </w:tblStylePr>
   </w:style>
-  <w:style w:type="table" w:styleId="732">
+  <w:style w:type="table" w:styleId="734">
     <w:name w:val="Grid Table 3"/>
-    <w:basedOn w:val="897"/>
+    <w:basedOn w:val="899"/>
     <w:uiPriority w:val="99"/>
     <w:pPr>
       <w:pBdr/>
@@ -8557,9 +9017,9 @@
       </w:tcPr>
     </w:tblStylePr>
   </w:style>
-  <w:style w:type="table" w:styleId="733">
+  <w:style w:type="table" w:styleId="735">
     <w:name w:val="Grid Table 3 - Accent 1"/>
-    <w:basedOn w:val="897"/>
+    <w:basedOn w:val="899"/>
     <w:uiPriority w:val="99"/>
     <w:pPr>
       <w:pBdr/>
@@ -8802,9 +9262,9 @@
       </w:tcPr>
     </w:tblStylePr>
   </w:style>
-  <w:style w:type="table" w:styleId="734">
+  <w:style w:type="table" w:styleId="736">
     <w:name w:val="Grid Table 3 - Accent 2"/>
-    <w:basedOn w:val="897"/>
+    <w:basedOn w:val="899"/>
     <w:uiPriority w:val="99"/>
     <w:pPr>
       <w:pBdr/>
@@ -9047,9 +9507,9 @@
       </w:tcPr>
     </w:tblStylePr>
   </w:style>
-  <w:style w:type="table" w:styleId="735">
+  <w:style w:type="table" w:styleId="737">
     <w:name w:val="Grid Table 3 - Accent 3"/>
-    <w:basedOn w:val="897"/>
+    <w:basedOn w:val="899"/>
     <w:uiPriority w:val="99"/>
     <w:pPr>
       <w:pBdr/>
@@ -9292,9 +9752,9 @@
       </w:tcPr>
     </w:tblStylePr>
   </w:style>
-  <w:style w:type="table" w:styleId="736">
+  <w:style w:type="table" w:styleId="738">
     <w:name w:val="Grid Table 3 - Accent 4"/>
-    <w:basedOn w:val="897"/>
+    <w:basedOn w:val="899"/>
     <w:uiPriority w:val="99"/>
     <w:pPr>
       <w:pBdr/>
@@ -9537,9 +9997,9 @@
       </w:tcPr>
     </w:tblStylePr>
   </w:style>
-  <w:style w:type="table" w:styleId="737">
+  <w:style w:type="table" w:styleId="739">
     <w:name w:val="Grid Table 3 - Accent 5"/>
-    <w:basedOn w:val="897"/>
+    <w:basedOn w:val="899"/>
     <w:uiPriority w:val="99"/>
     <w:pPr>
       <w:pBdr/>
@@ -9782,9 +10242,9 @@
       </w:tcPr>
     </w:tblStylePr>
   </w:style>
-  <w:style w:type="table" w:styleId="738">
+  <w:style w:type="table" w:styleId="740">
     <w:name w:val="Grid Table 3 - Accent 6"/>
-    <w:basedOn w:val="897"/>
+    <w:basedOn w:val="899"/>
     <w:uiPriority w:val="99"/>
     <w:pPr>
       <w:pBdr/>
@@ -10027,9 +10487,9 @@
       </w:tcPr>
     </w:tblStylePr>
   </w:style>
-  <w:style w:type="table" w:styleId="739">
+  <w:style w:type="table" w:styleId="741">
     <w:name w:val="Grid Table 4"/>
-    <w:basedOn w:val="897"/>
+    <w:basedOn w:val="899"/>
     <w:uiPriority w:val="59"/>
     <w:pPr>
       <w:pBdr/>
@@ -10260,9 +10720,9 @@
       </w:tcPr>
     </w:tblStylePr>
   </w:style>
-  <w:style w:type="table" w:styleId="740">
+  <w:style w:type="table" w:styleId="742">
     <w:name w:val="Grid Table 4 - Accent 1"/>
-    <w:basedOn w:val="897"/>
+    <w:basedOn w:val="899"/>
     <w:uiPriority w:val="59"/>
     <w:pPr>
       <w:pBdr/>
@@ -10493,9 +10953,9 @@
       </w:tcPr>
     </w:tblStylePr>
   </w:style>
-  <w:style w:type="table" w:styleId="741">
+  <w:style w:type="table" w:styleId="743">
     <w:name w:val="Grid Table 4 - Accent 2"/>
-    <w:basedOn w:val="897"/>
+    <w:basedOn w:val="899"/>
     <w:uiPriority w:val="59"/>
     <w:pPr>
       <w:pBdr/>
@@ -10726,9 +11186,9 @@
       </w:tcPr>
     </w:tblStylePr>
   </w:style>
-  <w:style w:type="table" w:styleId="742">
+  <w:style w:type="table" w:styleId="744">
     <w:name w:val="Grid Table 4 - Accent 3"/>
-    <w:basedOn w:val="897"/>
+    <w:basedOn w:val="899"/>
     <w:uiPriority w:val="59"/>
     <w:pPr>
       <w:pBdr/>
@@ -10959,9 +11419,9 @@
       </w:tcPr>
     </w:tblStylePr>
   </w:style>
-  <w:style w:type="table" w:styleId="743">
+  <w:style w:type="table" w:styleId="745">
     <w:name w:val="Grid Table 4 - Accent 4"/>
-    <w:basedOn w:val="897"/>
+    <w:basedOn w:val="899"/>
     <w:uiPriority w:val="59"/>
     <w:pPr>
       <w:pBdr/>
@@ -11192,9 +11652,9 @@
       </w:tcPr>
     </w:tblStylePr>
   </w:style>
-  <w:style w:type="table" w:styleId="744">
+  <w:style w:type="table" w:styleId="746">
     <w:name w:val="Grid Table 4 - Accent 5"/>
-    <w:basedOn w:val="897"/>
+    <w:basedOn w:val="899"/>
     <w:uiPriority w:val="59"/>
     <w:pPr>
       <w:pBdr/>
@@ -11425,9 +11885,9 @@
       </w:tcPr>
     </w:tblStylePr>
   </w:style>
-  <w:style w:type="table" w:styleId="745">
+  <w:style w:type="table" w:styleId="747">
     <w:name w:val="Grid Table 4 - Accent 6"/>
-    <w:basedOn w:val="897"/>
+    <w:basedOn w:val="899"/>
     <w:uiPriority w:val="59"/>
     <w:pPr>
       <w:pBdr/>
@@ -11658,9 +12118,9 @@
       </w:tcPr>
     </w:tblStylePr>
   </w:style>
-  <w:style w:type="table" w:styleId="746">
+  <w:style w:type="table" w:styleId="748">
     <w:name w:val="Grid Table 5 Dark"/>
-    <w:basedOn w:val="897"/>
+    <w:basedOn w:val="899"/>
     <w:uiPriority w:val="99"/>
     <w:pPr>
       <w:pBdr/>
@@ -11886,9 +12346,9 @@
       </w:tcPr>
     </w:tblStylePr>
   </w:style>
-  <w:style w:type="table" w:styleId="747">
+  <w:style w:type="table" w:styleId="749">
     <w:name w:val="Grid Table 5 Dark- Accent 1"/>
-    <w:basedOn w:val="897"/>
+    <w:basedOn w:val="899"/>
     <w:uiPriority w:val="99"/>
     <w:pPr>
       <w:pBdr/>
@@ -12114,9 +12574,9 @@
       </w:tcPr>
     </w:tblStylePr>
   </w:style>
-  <w:style w:type="table" w:styleId="748">
+  <w:style w:type="table" w:styleId="750">
     <w:name w:val="Grid Table 5 Dark - Accent 2"/>
-    <w:basedOn w:val="897"/>
+    <w:basedOn w:val="899"/>
     <w:uiPriority w:val="99"/>
     <w:pPr>
       <w:pBdr/>
@@ -12342,9 +12802,9 @@
       </w:tcPr>
     </w:tblStylePr>
   </w:style>
-  <w:style w:type="table" w:styleId="749">
+  <w:style w:type="table" w:styleId="751">
     <w:name w:val="Grid Table 5 Dark - Accent 3"/>
-    <w:basedOn w:val="897"/>
+    <w:basedOn w:val="899"/>
     <w:uiPriority w:val="99"/>
     <w:pPr>
       <w:pBdr/>
@@ -12570,9 +13030,9 @@
       </w:tcPr>
     </w:tblStylePr>
   </w:style>
-  <w:style w:type="table" w:styleId="750">
+  <w:style w:type="table" w:styleId="752">
     <w:name w:val="Grid Table 5 Dark- Accent 4"/>
-    <w:basedOn w:val="897"/>
+    <w:basedOn w:val="899"/>
     <w:uiPriority w:val="99"/>
     <w:pPr>
       <w:pBdr/>
@@ -12798,9 +13258,9 @@
       </w:tcPr>
     </w:tblStylePr>
   </w:style>
-  <w:style w:type="table" w:styleId="751">
+  <w:style w:type="table" w:styleId="753">
     <w:name w:val="Grid Table 5 Dark - Accent 5"/>
-    <w:basedOn w:val="897"/>
+    <w:basedOn w:val="899"/>
     <w:uiPriority w:val="99"/>
     <w:pPr>
       <w:pBdr/>
@@ -13026,9 +13486,9 @@
       </w:tcPr>
     </w:tblStylePr>
   </w:style>
-  <w:style w:type="table" w:styleId="752">
+  <w:style w:type="table" w:styleId="754">
     <w:name w:val="Grid Table 5 Dark - Accent 6"/>
-    <w:basedOn w:val="897"/>
+    <w:basedOn w:val="899"/>
     <w:uiPriority w:val="99"/>
     <w:pPr>
       <w:pBdr/>
@@ -13254,9 +13714,9 @@
       </w:tcPr>
     </w:tblStylePr>
   </w:style>
-  <w:style w:type="table" w:styleId="753">
+  <w:style w:type="table" w:styleId="755">
     <w:name w:val="Grid Table 6 Colorful"/>
-    <w:basedOn w:val="897"/>
+    <w:basedOn w:val="899"/>
     <w:uiPriority w:val="99"/>
     <w:pPr>
       <w:pBdr/>
@@ -13484,9 +13944,9 @@
       </w:tcPr>
     </w:tblStylePr>
   </w:style>
-  <w:style w:type="table" w:styleId="754">
+  <w:style w:type="table" w:styleId="756">
     <w:name w:val="Grid Table 6 Colorful - Accent 1"/>
-    <w:basedOn w:val="897"/>
+    <w:basedOn w:val="899"/>
     <w:uiPriority w:val="99"/>
     <w:pPr>
       <w:pBdr/>
@@ -13714,9 +14174,9 @@
       </w:tcPr>
     </w:tblStylePr>
   </w:style>
-  <w:style w:type="table" w:styleId="755">
+  <w:style w:type="table" w:styleId="757">
     <w:name w:val="Grid Table 6 Colorful - Accent 2"/>
-    <w:basedOn w:val="897"/>
+    <w:basedOn w:val="899"/>
     <w:uiPriority w:val="99"/>
     <w:pPr>
       <w:pBdr/>
@@ -13944,9 +14404,9 @@
       </w:tcPr>
     </w:tblStylePr>
   </w:style>
-  <w:style w:type="table" w:styleId="756">
+  <w:style w:type="table" w:styleId="758">
     <w:name w:val="Grid Table 6 Colorful - Accent 3"/>
-    <w:basedOn w:val="897"/>
+    <w:basedOn w:val="899"/>
     <w:uiPriority w:val="99"/>
     <w:pPr>
       <w:pBdr/>
@@ -14174,9 +14634,9 @@
       </w:tcPr>
     </w:tblStylePr>
   </w:style>
-  <w:style w:type="table" w:styleId="757">
+  <w:style w:type="table" w:styleId="759">
     <w:name w:val="Grid Table 6 Colorful - Accent 4"/>
-    <w:basedOn w:val="897"/>
+    <w:basedOn w:val="899"/>
     <w:uiPriority w:val="99"/>
     <w:pPr>
       <w:pBdr/>
@@ -14404,9 +14864,9 @@
       </w:tcPr>
     </w:tblStylePr>
   </w:style>
-  <w:style w:type="table" w:styleId="758">
+  <w:style w:type="table" w:styleId="760">
     <w:name w:val="Grid Table 6 Colorful - Accent 5"/>
-    <w:basedOn w:val="897"/>
+    <w:basedOn w:val="899"/>
     <w:uiPriority w:val="99"/>
     <w:pPr>
       <w:pBdr/>
@@ -14634,9 +15094,9 @@
       </w:tcPr>
     </w:tblStylePr>
   </w:style>
-  <w:style w:type="table" w:styleId="759">
+  <w:style w:type="table" w:styleId="761">
     <w:name w:val="Grid Table 6 Colorful - Accent 6"/>
-    <w:basedOn w:val="897"/>
+    <w:basedOn w:val="899"/>
     <w:uiPriority w:val="99"/>
     <w:pPr>
       <w:pBdr/>
@@ -14864,9 +15324,9 @@
       </w:tcPr>
     </w:tblStylePr>
   </w:style>
-  <w:style w:type="table" w:styleId="760">
+  <w:style w:type="table" w:styleId="762">
     <w:name w:val="Grid Table 7 Colorful"/>
-    <w:basedOn w:val="897"/>
+    <w:basedOn w:val="899"/>
     <w:uiPriority w:val="99"/>
     <w:pPr>
       <w:pBdr/>
@@ -15118,9 +15578,9 @@
       </w:tcPr>
     </w:tblStylePr>
   </w:style>
-  <w:style w:type="table" w:styleId="761">
+  <w:style w:type="table" w:styleId="763">
     <w:name w:val="Grid Table 7 Colorful - Accent 1"/>
-    <w:basedOn w:val="897"/>
+    <w:basedOn w:val="899"/>
     <w:uiPriority w:val="99"/>
     <w:pPr>
       <w:pBdr/>
@@ -15372,9 +15832,9 @@
       </w:tcPr>
     </w:tblStylePr>
   </w:style>
-  <w:style w:type="table" w:styleId="762">
+  <w:style w:type="table" w:styleId="764">
     <w:name w:val="Grid Table 7 Colorful - Accent 2"/>
-    <w:basedOn w:val="897"/>
+    <w:basedOn w:val="899"/>
     <w:uiPriority w:val="99"/>
     <w:pPr>
       <w:pBdr/>
@@ -15626,9 +16086,9 @@
       </w:tcPr>
     </w:tblStylePr>
   </w:style>
-  <w:style w:type="table" w:styleId="763">
+  <w:style w:type="table" w:styleId="765">
     <w:name w:val="Grid Table 7 Colorful - Accent 3"/>
-    <w:basedOn w:val="897"/>
+    <w:basedOn w:val="899"/>
     <w:uiPriority w:val="99"/>
     <w:pPr>
       <w:pBdr/>
@@ -15880,9 +16340,9 @@
       </w:tcPr>
     </w:tblStylePr>
   </w:style>
-  <w:style w:type="table" w:styleId="764">
+  <w:style w:type="table" w:styleId="766">
     <w:name w:val="Grid Table 7 Colorful - Accent 4"/>
-    <w:basedOn w:val="897"/>
+    <w:basedOn w:val="899"/>
     <w:uiPriority w:val="99"/>
     <w:pPr>
       <w:pBdr/>
@@ -16134,9 +16594,9 @@
       </w:tcPr>
     </w:tblStylePr>
   </w:style>
-  <w:style w:type="table" w:styleId="765">
+  <w:style w:type="table" w:styleId="767">
     <w:name w:val="Grid Table 7 Colorful - Accent 5"/>
-    <w:basedOn w:val="897"/>
+    <w:basedOn w:val="899"/>
     <w:uiPriority w:val="99"/>
     <w:pPr>
       <w:pBdr/>
@@ -16388,9 +16848,9 @@
       </w:tcPr>
     </w:tblStylePr>
   </w:style>
-  <w:style w:type="table" w:styleId="766">
+  <w:style w:type="table" w:styleId="768">
     <w:name w:val="Grid Table 7 Colorful - Accent 6"/>
-    <w:basedOn w:val="897"/>
+    <w:basedOn w:val="899"/>
     <w:uiPriority w:val="99"/>
     <w:pPr>
       <w:pBdr/>
@@ -16642,9 +17102,9 @@
       </w:tcPr>
     </w:tblStylePr>
   </w:style>
-  <w:style w:type="table" w:styleId="767">
+  <w:style w:type="table" w:styleId="769">
     <w:name w:val="List Table 1 Light"/>
-    <w:basedOn w:val="897"/>
+    <w:basedOn w:val="899"/>
     <w:uiPriority w:val="99"/>
     <w:pPr>
       <w:pBdr/>
@@ -16858,9 +17318,9 @@
       </w:tcPr>
     </w:tblStylePr>
   </w:style>
-  <w:style w:type="table" w:styleId="768">
+  <w:style w:type="table" w:styleId="770">
     <w:name w:val="List Table 1 Light - Accent 1"/>
-    <w:basedOn w:val="897"/>
+    <w:basedOn w:val="899"/>
     <w:uiPriority w:val="99"/>
     <w:pPr>
       <w:pBdr/>
@@ -17074,9 +17534,9 @@
       </w:tcPr>
     </w:tblStylePr>
   </w:style>
-  <w:style w:type="table" w:styleId="769">
+  <w:style w:type="table" w:styleId="771">
     <w:name w:val="List Table 1 Light - Accent 2"/>
-    <w:basedOn w:val="897"/>
+    <w:basedOn w:val="899"/>
     <w:uiPriority w:val="99"/>
     <w:pPr>
       <w:pBdr/>
@@ -17290,9 +17750,9 @@
       </w:tcPr>
     </w:tblStylePr>
   </w:style>
-  <w:style w:type="table" w:styleId="770">
+  <w:style w:type="table" w:styleId="772">
     <w:name w:val="List Table 1 Light - Accent 3"/>
-    <w:basedOn w:val="897"/>
+    <w:basedOn w:val="899"/>
     <w:uiPriority w:val="99"/>
     <w:pPr>
       <w:pBdr/>
@@ -17506,9 +17966,9 @@
       </w:tcPr>
     </w:tblStylePr>
   </w:style>
-  <w:style w:type="table" w:styleId="771">
+  <w:style w:type="table" w:styleId="773">
     <w:name w:val="List Table 1 Light - Accent 4"/>
-    <w:basedOn w:val="897"/>
+    <w:basedOn w:val="899"/>
     <w:uiPriority w:val="99"/>
     <w:pPr>
       <w:pBdr/>
@@ -17722,9 +18182,9 @@
       </w:tcPr>
     </w:tblStylePr>
   </w:style>
-  <w:style w:type="table" w:styleId="772">
+  <w:style w:type="table" w:styleId="774">
     <w:name w:val="List Table 1 Light - Accent 5"/>
-    <w:basedOn w:val="897"/>
+    <w:basedOn w:val="899"/>
     <w:uiPriority w:val="99"/>
     <w:pPr>
       <w:pBdr/>
@@ -17938,9 +18398,9 @@
       </w:tcPr>
     </w:tblStylePr>
   </w:style>
-  <w:style w:type="table" w:styleId="773">
+  <w:style w:type="table" w:styleId="775">
     <w:name w:val="List Table 1 Light - Accent 6"/>
-    <w:basedOn w:val="897"/>
+    <w:basedOn w:val="899"/>
     <w:uiPriority w:val="99"/>
     <w:pPr>
       <w:pBdr/>
@@ -18154,9 +18614,9 @@
       </w:tcPr>
     </w:tblStylePr>
   </w:style>
-  <w:style w:type="table" w:styleId="774">
+  <w:style w:type="table" w:styleId="776">
     <w:name w:val="List Table 2"/>
-    <w:basedOn w:val="897"/>
+    <w:basedOn w:val="899"/>
     <w:uiPriority w:val="99"/>
     <w:pPr>
       <w:pBdr/>
@@ -18392,9 +18852,9 @@
       </w:tcPr>
     </w:tblStylePr>
   </w:style>
-  <w:style w:type="table" w:styleId="775">
+  <w:style w:type="table" w:styleId="777">
     <w:name w:val="List Table 2 - Accent 1"/>
-    <w:basedOn w:val="897"/>
+    <w:basedOn w:val="899"/>
     <w:uiPriority w:val="99"/>
     <w:pPr>
       <w:pBdr/>
@@ -18630,9 +19090,9 @@
       </w:tcPr>
     </w:tblStylePr>
   </w:style>
-  <w:style w:type="table" w:styleId="776">
+  <w:style w:type="table" w:styleId="778">
     <w:name w:val="List Table 2 - Accent 2"/>
-    <w:basedOn w:val="897"/>
+    <w:basedOn w:val="899"/>
     <w:uiPriority w:val="99"/>
     <w:pPr>
       <w:pBdr/>
@@ -18868,9 +19328,9 @@
       </w:tcPr>
     </w:tblStylePr>
   </w:style>
-  <w:style w:type="table" w:styleId="777">
+  <w:style w:type="table" w:styleId="779">
     <w:name w:val="List Table 2 - Accent 3"/>
-    <w:basedOn w:val="897"/>
+    <w:basedOn w:val="899"/>
     <w:uiPriority w:val="99"/>
     <w:pPr>
       <w:pBdr/>
@@ -19106,9 +19566,9 @@
       </w:tcPr>
     </w:tblStylePr>
   </w:style>
-  <w:style w:type="table" w:styleId="778">
+  <w:style w:type="table" w:styleId="780">
     <w:name w:val="List Table 2 - Accent 4"/>
-    <w:basedOn w:val="897"/>
+    <w:basedOn w:val="899"/>
     <w:uiPriority w:val="99"/>
     <w:pPr>
       <w:pBdr/>
@@ -19344,9 +19804,9 @@
       </w:tcPr>
     </w:tblStylePr>
   </w:style>
-  <w:style w:type="table" w:styleId="779">
+  <w:style w:type="table" w:styleId="781">
     <w:name w:val="List Table 2 - Accent 5"/>
-    <w:basedOn w:val="897"/>
+    <w:basedOn w:val="899"/>
     <w:uiPriority w:val="99"/>
     <w:pPr>
       <w:pBdr/>
@@ -19582,9 +20042,9 @@
       </w:tcPr>
     </w:tblStylePr>
   </w:style>
-  <w:style w:type="table" w:styleId="780">
+  <w:style w:type="table" w:styleId="782">
     <w:name w:val="List Table 2 - Accent 6"/>
-    <w:basedOn w:val="897"/>
+    <w:basedOn w:val="899"/>
     <w:uiPriority w:val="99"/>
     <w:pPr>
       <w:pBdr/>
@@ -19820,9 +20280,9 @@
       </w:tcPr>
     </w:tblStylePr>
   </w:style>
-  <w:style w:type="table" w:styleId="781">
+  <w:style w:type="table" w:styleId="783">
     <w:name w:val="List Table 3"/>
-    <w:basedOn w:val="897"/>
+    <w:basedOn w:val="899"/>
     <w:uiPriority w:val="99"/>
     <w:pPr>
       <w:pBdr/>
@@ -20048,9 +20508,9 @@
       </w:tcPr>
     </w:tblStylePr>
   </w:style>
-  <w:style w:type="table" w:styleId="782">
+  <w:style w:type="table" w:styleId="784">
     <w:name w:val="List Table 3 - Accent 1"/>
-    <w:basedOn w:val="897"/>
+    <w:basedOn w:val="899"/>
     <w:uiPriority w:val="99"/>
     <w:pPr>
       <w:pBdr/>
@@ -20276,9 +20736,9 @@
       </w:tcPr>
     </w:tblStylePr>
   </w:style>
-  <w:style w:type="table" w:styleId="783">
+  <w:style w:type="table" w:styleId="785">
     <w:name w:val="List Table 3 - Accent 2"/>
-    <w:basedOn w:val="897"/>
+    <w:basedOn w:val="899"/>
     <w:uiPriority w:val="99"/>
     <w:pPr>
       <w:pBdr/>
@@ -20504,9 +20964,9 @@
       </w:tcPr>
     </w:tblStylePr>
   </w:style>
-  <w:style w:type="table" w:styleId="784">
+  <w:style w:type="table" w:styleId="786">
     <w:name w:val="List Table 3 - Accent 3"/>
-    <w:basedOn w:val="897"/>
+    <w:basedOn w:val="899"/>
     <w:uiPriority w:val="99"/>
     <w:pPr>
       <w:pBdr/>
@@ -20732,9 +21192,9 @@
       </w:tcPr>
     </w:tblStylePr>
   </w:style>
-  <w:style w:type="table" w:styleId="785">
+  <w:style w:type="table" w:styleId="787">
     <w:name w:val="List Table 3 - Accent 4"/>
-    <w:basedOn w:val="897"/>
+    <w:basedOn w:val="899"/>
     <w:uiPriority w:val="99"/>
     <w:pPr>
       <w:pBdr/>
@@ -20960,9 +21420,9 @@
       </w:tcPr>
     </w:tblStylePr>
   </w:style>
-  <w:style w:type="table" w:styleId="786">
+  <w:style w:type="table" w:styleId="788">
     <w:name w:val="List Table 3 - Accent 5"/>
-    <w:basedOn w:val="897"/>
+    <w:basedOn w:val="899"/>
     <w:uiPriority w:val="99"/>
     <w:pPr>
       <w:pBdr/>
@@ -21188,9 +21648,9 @@
       </w:tcPr>
     </w:tblStylePr>
   </w:style>
-  <w:style w:type="table" w:styleId="787">
+  <w:style w:type="table" w:styleId="789">
     <w:name w:val="List Table 3 - Accent 6"/>
-    <w:basedOn w:val="897"/>
+    <w:basedOn w:val="899"/>
     <w:uiPriority w:val="99"/>
     <w:pPr>
       <w:pBdr/>
@@ -21416,9 +21876,9 @@
       </w:tcPr>
     </w:tblStylePr>
   </w:style>
-  <w:style w:type="table" w:styleId="788">
+  <w:style w:type="table" w:styleId="790">
     <w:name w:val="List Table 4"/>
-    <w:basedOn w:val="897"/>
+    <w:basedOn w:val="899"/>
     <w:uiPriority w:val="99"/>
     <w:pPr>
       <w:pBdr/>
@@ -21641,9 +22101,9 @@
       </w:tcPr>
     </w:tblStylePr>
   </w:style>
-  <w:style w:type="table" w:styleId="789">
+  <w:style w:type="table" w:styleId="791">
     <w:name w:val="List Table 4 - Accent 1"/>
-    <w:basedOn w:val="897"/>
+    <w:basedOn w:val="899"/>
     <w:uiPriority w:val="99"/>
     <w:pPr>
       <w:pBdr/>
@@ -21866,9 +22326,9 @@
       </w:tcPr>
     </w:tblStylePr>
   </w:style>
-  <w:style w:type="table" w:styleId="790">
+  <w:style w:type="table" w:styleId="792">
     <w:name w:val="List Table 4 - Accent 2"/>
-    <w:basedOn w:val="897"/>
+    <w:basedOn w:val="899"/>
     <w:uiPriority w:val="99"/>
     <w:pPr>
       <w:pBdr/>
@@ -22091,9 +22551,9 @@
       </w:tcPr>
     </w:tblStylePr>
   </w:style>
-  <w:style w:type="table" w:styleId="791">
+  <w:style w:type="table" w:styleId="793">
     <w:name w:val="List Table 4 - Accent 3"/>
-    <w:basedOn w:val="897"/>
+    <w:basedOn w:val="899"/>
     <w:uiPriority w:val="99"/>
     <w:pPr>
       <w:pBdr/>
@@ -22316,9 +22776,9 @@
       </w:tcPr>
     </w:tblStylePr>
   </w:style>
-  <w:style w:type="table" w:styleId="792">
+  <w:style w:type="table" w:styleId="794">
     <w:name w:val="List Table 4 - Accent 4"/>
-    <w:basedOn w:val="897"/>
+    <w:basedOn w:val="899"/>
     <w:uiPriority w:val="99"/>
     <w:pPr>
       <w:pBdr/>
@@ -22541,9 +23001,9 @@
       </w:tcPr>
     </w:tblStylePr>
   </w:style>
-  <w:style w:type="table" w:styleId="793">
+  <w:style w:type="table" w:styleId="795">
     <w:name w:val="List Table 4 - Accent 5"/>
-    <w:basedOn w:val="897"/>
+    <w:basedOn w:val="899"/>
     <w:uiPriority w:val="99"/>
     <w:pPr>
       <w:pBdr/>
@@ -22766,9 +23226,9 @@
       </w:tcPr>
     </w:tblStylePr>
   </w:style>
-  <w:style w:type="table" w:styleId="794">
+  <w:style w:type="table" w:styleId="796">
     <w:name w:val="List Table 4 - Accent 6"/>
-    <w:basedOn w:val="897"/>
+    <w:basedOn w:val="899"/>
     <w:uiPriority w:val="99"/>
     <w:pPr>
       <w:pBdr/>
@@ -22991,9 +23451,9 @@
       </w:tcPr>
     </w:tblStylePr>
   </w:style>
-  <w:style w:type="table" w:styleId="795">
+  <w:style w:type="table" w:styleId="797">
     <w:name w:val="List Table 5 Dark"/>
-    <w:basedOn w:val="897"/>
+    <w:basedOn w:val="899"/>
     <w:uiPriority w:val="99"/>
     <w:pPr>
       <w:pBdr/>
@@ -23233,9 +23693,9 @@
       </w:tcPr>
     </w:tblStylePr>
   </w:style>
-  <w:style w:type="table" w:styleId="796">
+  <w:style w:type="table" w:styleId="798">
     <w:name w:val="List Table 5 Dark - Accent 1"/>
-    <w:basedOn w:val="897"/>
+    <w:basedOn w:val="899"/>
     <w:uiPriority w:val="99"/>
     <w:pPr>
       <w:pBdr/>
@@ -23475,9 +23935,9 @@
       </w:tcPr>
     </w:tblStylePr>
   </w:style>
-  <w:style w:type="table" w:styleId="797">
+  <w:style w:type="table" w:styleId="799">
     <w:name w:val="List Table 5 Dark - Accent 2"/>
-    <w:basedOn w:val="897"/>
+    <w:basedOn w:val="899"/>
     <w:uiPriority w:val="99"/>
     <w:pPr>
       <w:pBdr/>
@@ -23717,9 +24177,9 @@
       </w:tcPr>
     </w:tblStylePr>
   </w:style>
-  <w:style w:type="table" w:styleId="798">
+  <w:style w:type="table" w:styleId="800">
     <w:name w:val="List Table 5 Dark - Accent 3"/>
-    <w:basedOn w:val="897"/>
+    <w:basedOn w:val="899"/>
     <w:uiPriority w:val="99"/>
     <w:pPr>
       <w:pBdr/>
@@ -23959,9 +24419,9 @@
       </w:tcPr>
     </w:tblStylePr>
   </w:style>
-  <w:style w:type="table" w:styleId="799">
+  <w:style w:type="table" w:styleId="801">
     <w:name w:val="List Table 5 Dark - Accent 4"/>
-    <w:basedOn w:val="897"/>
+    <w:basedOn w:val="899"/>
     <w:uiPriority w:val="99"/>
     <w:pPr>
       <w:pBdr/>
@@ -24201,9 +24661,9 @@
       </w:tcPr>
     </w:tblStylePr>
   </w:style>
-  <w:style w:type="table" w:styleId="800">
+  <w:style w:type="table" w:styleId="802">
     <w:name w:val="List Table 5 Dark - Accent 5"/>
-    <w:basedOn w:val="897"/>
+    <w:basedOn w:val="899"/>
     <w:uiPriority w:val="99"/>
     <w:pPr>
       <w:pBdr/>
@@ -24443,9 +24903,9 @@
       </w:tcPr>
     </w:tblStylePr>
   </w:style>
-  <w:style w:type="table" w:styleId="801">
+  <w:style w:type="table" w:styleId="803">
     <w:name w:val="List Table 5 Dark - Accent 6"/>
-    <w:basedOn w:val="897"/>
+    <w:basedOn w:val="899"/>
     <w:uiPriority w:val="99"/>
     <w:pPr>
       <w:pBdr/>
@@ -24685,9 +25145,9 @@
       </w:tcPr>
     </w:tblStylePr>
   </w:style>
-  <w:style w:type="table" w:styleId="802">
+  <w:style w:type="table" w:styleId="804">
     <w:name w:val="List Table 6 Colorful"/>
-    <w:basedOn w:val="897"/>
+    <w:basedOn w:val="899"/>
     <w:uiPriority w:val="99"/>
     <w:pPr>
       <w:pBdr/>
@@ -24908,9 +25368,9 @@
       </w:tcPr>
     </w:tblStylePr>
   </w:style>
-  <w:style w:type="table" w:styleId="803">
+  <w:style w:type="table" w:styleId="805">
     <w:name w:val="List Table 6 Colorful - Accent 1"/>
-    <w:basedOn w:val="897"/>
+    <w:basedOn w:val="899"/>
     <w:uiPriority w:val="99"/>
     <w:pPr>
       <w:pBdr/>
@@ -25131,9 +25591,9 @@
       </w:tcPr>
     </w:tblStylePr>
   </w:style>
-  <w:style w:type="table" w:styleId="804">
+  <w:style w:type="table" w:styleId="806">
     <w:name w:val="List Table 6 Colorful - Accent 2"/>
-    <w:basedOn w:val="897"/>
+    <w:basedOn w:val="899"/>
     <w:uiPriority w:val="99"/>
     <w:pPr>
       <w:pBdr/>
@@ -25354,9 +25814,9 @@
       </w:tcPr>
     </w:tblStylePr>
   </w:style>
-  <w:style w:type="table" w:styleId="805">
+  <w:style w:type="table" w:styleId="807">
     <w:name w:val="List Table 6 Colorful - Accent 3"/>
-    <w:basedOn w:val="897"/>
+    <w:basedOn w:val="899"/>
     <w:uiPriority w:val="99"/>
     <w:pPr>
       <w:pBdr/>
@@ -25577,9 +26037,9 @@
       </w:tcPr>
     </w:tblStylePr>
   </w:style>
-  <w:style w:type="table" w:styleId="806">
+  <w:style w:type="table" w:styleId="808">
     <w:name w:val="List Table 6 Colorful - Accent 4"/>
-    <w:basedOn w:val="897"/>
+    <w:basedOn w:val="899"/>
     <w:uiPriority w:val="99"/>
     <w:pPr>
       <w:pBdr/>
@@ -25800,9 +26260,9 @@
       </w:tcPr>
     </w:tblStylePr>
   </w:style>
-  <w:style w:type="table" w:styleId="807">
+  <w:style w:type="table" w:styleId="809">
     <w:name w:val="List Table 6 Colorful - Accent 5"/>
-    <w:basedOn w:val="897"/>
+    <w:basedOn w:val="899"/>
     <w:uiPriority w:val="99"/>
     <w:pPr>
       <w:pBdr/>
@@ -26023,9 +26483,9 @@
       </w:tcPr>
     </w:tblStylePr>
   </w:style>
-  <w:style w:type="table" w:styleId="808">
+  <w:style w:type="table" w:styleId="810">
     <w:name w:val="List Table 6 Colorful - Accent 6"/>
-    <w:basedOn w:val="897"/>
+    <w:basedOn w:val="899"/>
     <w:uiPriority w:val="99"/>
     <w:pPr>
       <w:pBdr/>
@@ -26246,9 +26706,9 @@
       </w:tcPr>
     </w:tblStylePr>
   </w:style>
-  <w:style w:type="table" w:styleId="809">
+  <w:style w:type="table" w:styleId="811">
     <w:name w:val="List Table 7 Colorful"/>
-    <w:basedOn w:val="897"/>
+    <w:basedOn w:val="899"/>
     <w:uiPriority w:val="99"/>
     <w:pPr>
       <w:pBdr/>
@@ -26502,9 +26962,9 @@
       </w:tcPr>
     </w:tblStylePr>
   </w:style>
-  <w:style w:type="table" w:styleId="810">
+  <w:style w:type="table" w:styleId="812">
     <w:name w:val="List Table 7 Colorful - Accent 1"/>
-    <w:basedOn w:val="897"/>
+    <w:basedOn w:val="899"/>
     <w:uiPriority w:val="99"/>
     <w:pPr>
       <w:pBdr/>
@@ -26758,9 +27218,9 @@
       </w:tcPr>
     </w:tblStylePr>
   </w:style>
-  <w:style w:type="table" w:styleId="811">
+  <w:style w:type="table" w:styleId="813">
     <w:name w:val="List Table 7 Colorful - Accent 2"/>
-    <w:basedOn w:val="897"/>
+    <w:basedOn w:val="899"/>
     <w:uiPriority w:val="99"/>
     <w:pPr>
       <w:pBdr/>
@@ -27014,9 +27474,9 @@
       </w:tcPr>
     </w:tblStylePr>
   </w:style>
-  <w:style w:type="table" w:styleId="812">
+  <w:style w:type="table" w:styleId="814">
     <w:name w:val="List Table 7 Colorful - Accent 3"/>
-    <w:basedOn w:val="897"/>
+    <w:basedOn w:val="899"/>
     <w:uiPriority w:val="99"/>
     <w:pPr>
       <w:pBdr/>
@@ -27270,9 +27730,9 @@
       </w:tcPr>
     </w:tblStylePr>
   </w:style>
-  <w:style w:type="table" w:styleId="813">
+  <w:style w:type="table" w:styleId="815">
     <w:name w:val="List Table 7 Colorful - Accent 4"/>
-    <w:basedOn w:val="897"/>
+    <w:basedOn w:val="899"/>
     <w:uiPriority w:val="99"/>
     <w:pPr>
       <w:pBdr/>
@@ -27526,9 +27986,9 @@
       </w:tcPr>
     </w:tblStylePr>
   </w:style>
-  <w:style w:type="table" w:styleId="814">
+  <w:style w:type="table" w:styleId="816">
     <w:name w:val="List Table 7 Colorful - Accent 5"/>
-    <w:basedOn w:val="897"/>
+    <w:basedOn w:val="899"/>
     <w:uiPriority w:val="99"/>
     <w:pPr>
       <w:pBdr/>
@@ -27782,9 +28242,9 @@
       </w:tcPr>
     </w:tblStylePr>
   </w:style>
-  <w:style w:type="table" w:styleId="815">
+  <w:style w:type="table" w:styleId="817">
     <w:name w:val="List Table 7 Colorful - Accent 6"/>
-    <w:basedOn w:val="897"/>
+    <w:basedOn w:val="899"/>
     <w:uiPriority w:val="99"/>
     <w:pPr>
       <w:pBdr/>
@@ -28038,9 +28498,9 @@
       </w:tcPr>
     </w:tblStylePr>
   </w:style>
-  <w:style w:type="table" w:styleId="816">
+  <w:style w:type="table" w:styleId="818">
     <w:name w:val="Lined - Accent"/>
-    <w:basedOn w:val="897"/>
+    <w:basedOn w:val="899"/>
     <w:uiPriority w:val="99"/>
     <w:pPr>
       <w:pBdr/>
@@ -28275,9 +28735,9 @@
       </w:tcPr>
     </w:tblStylePr>
   </w:style>
-  <w:style w:type="table" w:styleId="817">
+  <w:style w:type="table" w:styleId="819">
     <w:name w:val="Lined - Accent 1"/>
-    <w:basedOn w:val="897"/>
+    <w:basedOn w:val="899"/>
     <w:uiPriority w:val="99"/>
     <w:pPr>
       <w:pBdr/>
@@ -28512,9 +28972,9 @@
       </w:tcPr>
     </w:tblStylePr>
   </w:style>
-  <w:style w:type="table" w:styleId="818">
+  <w:style w:type="table" w:styleId="820">
     <w:name w:val="Lined - Accent 2"/>
-    <w:basedOn w:val="897"/>
+    <w:basedOn w:val="899"/>
     <w:uiPriority w:val="99"/>
     <w:pPr>
       <w:pBdr/>
@@ -28749,9 +29209,9 @@
       </w:tcPr>
     </w:tblStylePr>
   </w:style>
-  <w:style w:type="table" w:styleId="819">
+  <w:style w:type="table" w:styleId="821">
     <w:name w:val="Lined - Accent 3"/>
-    <w:basedOn w:val="897"/>
+    <w:basedOn w:val="899"/>
     <w:uiPriority w:val="99"/>
     <w:pPr>
       <w:pBdr/>
@@ -28986,9 +29446,9 @@
       </w:tcPr>
     </w:tblStylePr>
   </w:style>
-  <w:style w:type="table" w:styleId="820">
+  <w:style w:type="table" w:styleId="822">
     <w:name w:val="Lined - Accent 4"/>
-    <w:basedOn w:val="897"/>
+    <w:basedOn w:val="899"/>
     <w:uiPriority w:val="99"/>
     <w:pPr>
       <w:pBdr/>
@@ -29223,9 +29683,9 @@
       </w:tcPr>
     </w:tblStylePr>
   </w:style>
-  <w:style w:type="table" w:styleId="821">
+  <w:style w:type="table" w:styleId="823">
     <w:name w:val="Lined - Accent 5"/>
-    <w:basedOn w:val="897"/>
+    <w:basedOn w:val="899"/>
     <w:uiPriority w:val="99"/>
     <w:pPr>
       <w:pBdr/>
@@ -29460,9 +29920,9 @@
       </w:tcPr>
     </w:tblStylePr>
   </w:style>
-  <w:style w:type="table" w:styleId="822">
+  <w:style w:type="table" w:styleId="824">
     <w:name w:val="Lined - Accent 6"/>
-    <w:basedOn w:val="897"/>
+    <w:basedOn w:val="899"/>
     <w:uiPriority w:val="99"/>
     <w:pPr>
       <w:pBdr/>
@@ -29697,9 +30157,9 @@
       </w:tcPr>
     </w:tblStylePr>
   </w:style>
-  <w:style w:type="table" w:styleId="823">
+  <w:style w:type="table" w:styleId="825">
     <w:name w:val="Bordered &amp; Lined - Accent"/>
-    <w:basedOn w:val="897"/>
+    <w:basedOn w:val="899"/>
     <w:uiPriority w:val="99"/>
     <w:pPr>
       <w:pBdr/>
@@ -29941,9 +30401,9 @@
       </w:tcPr>
     </w:tblStylePr>
   </w:style>
-  <w:style w:type="table" w:styleId="824">
+  <w:style w:type="table" w:styleId="826">
     <w:name w:val="Bordered &amp; Lined - Accent 1"/>
-    <w:basedOn w:val="897"/>
+    <w:basedOn w:val="899"/>
     <w:uiPriority w:val="99"/>
     <w:pPr>
       <w:pBdr/>
@@ -30185,9 +30645,9 @@
       </w:tcPr>
     </w:tblStylePr>
   </w:style>
-  <w:style w:type="table" w:styleId="825">
+  <w:style w:type="table" w:styleId="827">
     <w:name w:val="Bordered &amp; Lined - Accent 2"/>
-    <w:basedOn w:val="897"/>
+    <w:basedOn w:val="899"/>
     <w:uiPriority w:val="99"/>
     <w:pPr>
       <w:pBdr/>
@@ -30429,9 +30889,9 @@
       </w:tcPr>
     </w:tblStylePr>
   </w:style>
-  <w:style w:type="table" w:styleId="826">
+  <w:style w:type="table" w:styleId="828">
     <w:name w:val="Bordered &amp; Lined - Accent 3"/>
-    <w:basedOn w:val="897"/>
+    <w:basedOn w:val="899"/>
     <w:uiPriority w:val="99"/>
     <w:pPr>
       <w:pBdr/>
@@ -30673,9 +31133,9 @@
       </w:tcPr>
     </w:tblStylePr>
   </w:style>
-  <w:style w:type="table" w:styleId="827">
+  <w:style w:type="table" w:styleId="829">
     <w:name w:val="Bordered &amp; Lined - Accent 4"/>
-    <w:basedOn w:val="897"/>
+    <w:basedOn w:val="899"/>
     <w:uiPriority w:val="99"/>
     <w:pPr>
       <w:pBdr/>
@@ -30917,9 +31377,9 @@
       </w:tcPr>
     </w:tblStylePr>
   </w:style>
-  <w:style w:type="table" w:styleId="828">
+  <w:style w:type="table" w:styleId="830">
     <w:name w:val="Bordered &amp; Lined - Accent 5"/>
-    <w:basedOn w:val="897"/>
+    <w:basedOn w:val="899"/>
     <w:uiPriority w:val="99"/>
     <w:pPr>
       <w:pBdr/>
@@ -31161,9 +31621,9 @@
       </w:tcPr>
     </w:tblStylePr>
   </w:style>
-  <w:style w:type="table" w:styleId="829">
+  <w:style w:type="table" w:styleId="831">
     <w:name w:val="Bordered &amp; Lined - Accent 6"/>
-    <w:basedOn w:val="897"/>
+    <w:basedOn w:val="899"/>
     <w:uiPriority w:val="99"/>
     <w:pPr>
       <w:pBdr/>
@@ -31405,9 +31865,9 @@
       </w:tcPr>
     </w:tblStylePr>
   </w:style>
-  <w:style w:type="table" w:styleId="830">
+  <w:style w:type="table" w:styleId="832">
     <w:name w:val="Bordered"/>
-    <w:basedOn w:val="897"/>
+    <w:basedOn w:val="899"/>
     <w:uiPriority w:val="99"/>
     <w:pPr>
       <w:pBdr/>
@@ -31636,9 +32096,9 @@
       </w:tcPr>
     </w:tblStylePr>
   </w:style>
-  <w:style w:type="table" w:styleId="831">
+  <w:style w:type="table" w:styleId="833">
     <w:name w:val="Bordered - Accent 1"/>
-    <w:basedOn w:val="897"/>
+    <w:basedOn w:val="899"/>
     <w:uiPriority w:val="99"/>
     <w:pPr>
       <w:pBdr/>
@@ -31867,9 +32327,9 @@
       </w:tcPr>
     </w:tblStylePr>
   </w:style>
-  <w:style w:type="table" w:styleId="832">
+  <w:style w:type="table" w:styleId="834">
     <w:name w:val="Bordered - Accent 2"/>
-    <w:basedOn w:val="897"/>
+    <w:basedOn w:val="899"/>
     <w:uiPriority w:val="99"/>
     <w:pPr>
       <w:pBdr/>
@@ -32098,9 +32558,9 @@
       </w:tcPr>
     </w:tblStylePr>
   </w:style>
-  <w:style w:type="table" w:styleId="833">
+  <w:style w:type="table" w:styleId="835">
     <w:name w:val="Bordered - Accent 3"/>
-    <w:basedOn w:val="897"/>
+    <w:basedOn w:val="899"/>
     <w:uiPriority w:val="99"/>
     <w:pPr>
       <w:pBdr/>
@@ -32329,9 +32789,9 @@
       </w:tcPr>
     </w:tblStylePr>
   </w:style>
-  <w:style w:type="table" w:styleId="834">
+  <w:style w:type="table" w:styleId="836">
     <w:name w:val="Bordered - Accent 4"/>
-    <w:basedOn w:val="897"/>
+    <w:basedOn w:val="899"/>
     <w:uiPriority w:val="99"/>
     <w:pPr>
       <w:pBdr/>
@@ -32560,9 +33020,9 @@
       </w:tcPr>
     </w:tblStylePr>
   </w:style>
-  <w:style w:type="table" w:styleId="835">
+  <w:style w:type="table" w:styleId="837">
     <w:name w:val="Bordered - Accent 5"/>
-    <w:basedOn w:val="897"/>
+    <w:basedOn w:val="899"/>
     <w:uiPriority w:val="99"/>
     <w:pPr>
       <w:pBdr/>
@@ -32791,9 +33251,9 @@
       </w:tcPr>
     </w:tblStylePr>
   </w:style>
-  <w:style w:type="table" w:styleId="836">
+  <w:style w:type="table" w:styleId="838">
     <w:name w:val="Bordered - Accent 6"/>
-    <w:basedOn w:val="897"/>
+    <w:basedOn w:val="899"/>
     <w:uiPriority w:val="99"/>
     <w:pPr>
       <w:pBdr/>
@@ -33022,11 +33482,11 @@
       </w:tcPr>
     </w:tblStylePr>
   </w:style>
-  <w:style w:type="paragraph" w:styleId="837">
+  <w:style w:type="paragraph" w:styleId="839">
     <w:name w:val="Heading 1"/>
-    <w:basedOn w:val="896"/>
-    <w:next w:val="896"/>
-    <w:link w:val="847"/>
+    <w:basedOn w:val="898"/>
+    <w:next w:val="898"/>
+    <w:link w:val="849"/>
     <w:uiPriority w:val="9"/>
     <w:qFormat/>
     <w:pPr>
@@ -33044,11 +33504,11 @@
       <w:szCs w:val="40"/>
     </w:rPr>
   </w:style>
-  <w:style w:type="paragraph" w:styleId="838">
+  <w:style w:type="paragraph" w:styleId="840">
     <w:name w:val="Heading 2"/>
-    <w:basedOn w:val="896"/>
-    <w:next w:val="896"/>
-    <w:link w:val="848"/>
+    <w:basedOn w:val="898"/>
+    <w:next w:val="898"/>
+    <w:link w:val="850"/>
     <w:uiPriority w:val="9"/>
     <w:unhideWhenUsed/>
     <w:qFormat/>
@@ -33067,11 +33527,11 @@
       <w:szCs w:val="32"/>
     </w:rPr>
   </w:style>
-  <w:style w:type="paragraph" w:styleId="839">
+  <w:style w:type="paragraph" w:styleId="841">
     <w:name w:val="Heading 3"/>
-    <w:basedOn w:val="896"/>
-    <w:next w:val="896"/>
-    <w:link w:val="849"/>
+    <w:basedOn w:val="898"/>
+    <w:next w:val="898"/>
+    <w:link w:val="851"/>
     <w:uiPriority w:val="9"/>
     <w:unhideWhenUsed/>
     <w:qFormat/>
@@ -33090,11 +33550,11 @@
       <w:szCs w:val="28"/>
     </w:rPr>
   </w:style>
-  <w:style w:type="paragraph" w:styleId="840">
+  <w:style w:type="paragraph" w:styleId="842">
     <w:name w:val="Heading 4"/>
-    <w:basedOn w:val="896"/>
-    <w:next w:val="896"/>
-    <w:link w:val="850"/>
+    <w:basedOn w:val="898"/>
+    <w:next w:val="898"/>
+    <w:link w:val="852"/>
     <w:uiPriority w:val="9"/>
     <w:unhideWhenUsed/>
     <w:qFormat/>
@@ -33113,11 +33573,11 @@
       <w:color w:val="0f4761" w:themeColor="accent1" w:themeShade="BF"/>
     </w:rPr>
   </w:style>
-  <w:style w:type="paragraph" w:styleId="841">
+  <w:style w:type="paragraph" w:styleId="843">
     <w:name w:val="Heading 5"/>
-    <w:basedOn w:val="896"/>
-    <w:next w:val="896"/>
-    <w:link w:val="851"/>
+    <w:basedOn w:val="898"/>
+    <w:next w:val="898"/>
+    <w:link w:val="853"/>
     <w:uiPriority w:val="9"/>
     <w:unhideWhenUsed/>
     <w:qFormat/>
@@ -33134,11 +33594,11 @@
       <w:color w:val="0f4761" w:themeColor="accent1" w:themeShade="BF"/>
     </w:rPr>
   </w:style>
-  <w:style w:type="paragraph" w:styleId="842">
+  <w:style w:type="paragraph" w:styleId="844">
     <w:name w:val="Heading 6"/>
-    <w:basedOn w:val="896"/>
-    <w:next w:val="896"/>
-    <w:link w:val="852"/>
+    <w:basedOn w:val="898"/>
+    <w:next w:val="898"/>
+    <w:link w:val="854"/>
     <w:uiPriority w:val="9"/>
     <w:unhideWhenUsed/>
     <w:qFormat/>
@@ -33157,11 +33617,11 @@
       <w:color w:val="595959" w:themeColor="text1" w:themeTint="A6"/>
     </w:rPr>
   </w:style>
-  <w:style w:type="paragraph" w:styleId="843">
+  <w:style w:type="paragraph" w:styleId="845">
     <w:name w:val="Heading 7"/>
-    <w:basedOn w:val="896"/>
-    <w:next w:val="896"/>
-    <w:link w:val="853"/>
+    <w:basedOn w:val="898"/>
+    <w:next w:val="898"/>
+    <w:link w:val="855"/>
     <w:uiPriority w:val="9"/>
     <w:unhideWhenUsed/>
     <w:qFormat/>
@@ -33178,11 +33638,11 @@
       <w:color w:val="595959" w:themeColor="text1" w:themeTint="A6"/>
     </w:rPr>
   </w:style>
-  <w:style w:type="paragraph" w:styleId="844">
+  <w:style w:type="paragraph" w:styleId="846">
     <w:name w:val="Heading 8"/>
-    <w:basedOn w:val="896"/>
-    <w:next w:val="896"/>
-    <w:link w:val="854"/>
+    <w:basedOn w:val="898"/>
+    <w:next w:val="898"/>
+    <w:link w:val="856"/>
     <w:uiPriority w:val="9"/>
     <w:unhideWhenUsed/>
     <w:qFormat/>
@@ -33201,11 +33661,11 @@
       <w:color w:val="272727" w:themeColor="text1" w:themeTint="D8"/>
     </w:rPr>
   </w:style>
-  <w:style w:type="paragraph" w:styleId="845">
+  <w:style w:type="paragraph" w:styleId="847">
     <w:name w:val="Heading 9"/>
-    <w:basedOn w:val="896"/>
-    <w:next w:val="896"/>
-    <w:link w:val="855"/>
+    <w:basedOn w:val="898"/>
+    <w:next w:val="898"/>
+    <w:link w:val="857"/>
     <w:uiPriority w:val="9"/>
     <w:unhideWhenUsed/>
     <w:qFormat/>
@@ -33224,7 +33684,7 @@
       <w:color w:val="272727" w:themeColor="text1" w:themeTint="D8"/>
     </w:rPr>
   </w:style>
-  <w:style w:type="character" w:styleId="846" w:default="1">
+  <w:style w:type="character" w:styleId="848" w:default="1">
     <w:name w:val="Default Paragraph Font"/>
     <w:uiPriority w:val="1"/>
     <w:semiHidden/>
@@ -33235,10 +33695,10 @@
       <w:ind/>
     </w:pPr>
   </w:style>
-  <w:style w:type="character" w:styleId="847">
+  <w:style w:type="character" w:styleId="849">
     <w:name w:val="Heading 1 Char"/>
-    <w:basedOn w:val="846"/>
-    <w:link w:val="837"/>
+    <w:basedOn w:val="848"/>
+    <w:link w:val="839"/>
     <w:uiPriority w:val="9"/>
     <w:pPr>
       <w:pBdr/>
@@ -33252,10 +33712,10 @@
       <w:szCs w:val="40"/>
     </w:rPr>
   </w:style>
-  <w:style w:type="character" w:styleId="848">
+  <w:style w:type="character" w:styleId="850">
     <w:name w:val="Heading 2 Char"/>
-    <w:basedOn w:val="846"/>
-    <w:link w:val="838"/>
+    <w:basedOn w:val="848"/>
+    <w:link w:val="840"/>
     <w:uiPriority w:val="9"/>
     <w:pPr>
       <w:pBdr/>
@@ -33269,10 +33729,10 @@
       <w:szCs w:val="32"/>
     </w:rPr>
   </w:style>
-  <w:style w:type="character" w:styleId="849">
+  <w:style w:type="character" w:styleId="851">
     <w:name w:val="Heading 3 Char"/>
-    <w:basedOn w:val="846"/>
-    <w:link w:val="839"/>
+    <w:basedOn w:val="848"/>
+    <w:link w:val="841"/>
     <w:uiPriority w:val="9"/>
     <w:pPr>
       <w:pBdr/>
@@ -33286,10 +33746,10 @@
       <w:szCs w:val="28"/>
     </w:rPr>
   </w:style>
-  <w:style w:type="character" w:styleId="850">
+  <w:style w:type="character" w:styleId="852">
     <w:name w:val="Heading 4 Char"/>
-    <w:basedOn w:val="846"/>
-    <w:link w:val="840"/>
+    <w:basedOn w:val="848"/>
+    <w:link w:val="842"/>
     <w:uiPriority w:val="9"/>
     <w:pPr>
       <w:pBdr/>
@@ -33303,10 +33763,10 @@
       <w:color w:val="0f4761" w:themeColor="accent1" w:themeShade="BF"/>
     </w:rPr>
   </w:style>
-  <w:style w:type="character" w:styleId="851">
+  <w:style w:type="character" w:styleId="853">
     <w:name w:val="Heading 5 Char"/>
-    <w:basedOn w:val="846"/>
-    <w:link w:val="841"/>
+    <w:basedOn w:val="848"/>
+    <w:link w:val="843"/>
     <w:uiPriority w:val="9"/>
     <w:pPr>
       <w:pBdr/>
@@ -33318,10 +33778,10 @@
       <w:color w:val="0f4761" w:themeColor="accent1" w:themeShade="BF"/>
     </w:rPr>
   </w:style>
-  <w:style w:type="character" w:styleId="852">
+  <w:style w:type="character" w:styleId="854">
     <w:name w:val="Heading 6 Char"/>
-    <w:basedOn w:val="846"/>
-    <w:link w:val="842"/>
+    <w:basedOn w:val="848"/>
+    <w:link w:val="844"/>
     <w:uiPriority w:val="9"/>
     <w:pPr>
       <w:pBdr/>
@@ -33335,10 +33795,10 @@
       <w:color w:val="595959" w:themeColor="text1" w:themeTint="A6"/>
     </w:rPr>
   </w:style>
-  <w:style w:type="character" w:styleId="853">
+  <w:style w:type="character" w:styleId="855">
     <w:name w:val="Heading 7 Char"/>
-    <w:basedOn w:val="846"/>
-    <w:link w:val="843"/>
+    <w:basedOn w:val="848"/>
+    <w:link w:val="845"/>
     <w:uiPriority w:val="9"/>
     <w:pPr>
       <w:pBdr/>
@@ -33350,10 +33810,10 @@
       <w:color w:val="595959" w:themeColor="text1" w:themeTint="A6"/>
     </w:rPr>
   </w:style>
-  <w:style w:type="character" w:styleId="854">
+  <w:style w:type="character" w:styleId="856">
     <w:name w:val="Heading 8 Char"/>
-    <w:basedOn w:val="846"/>
-    <w:link w:val="844"/>
+    <w:basedOn w:val="848"/>
+    <w:link w:val="846"/>
     <w:uiPriority w:val="9"/>
     <w:pPr>
       <w:pBdr/>
@@ -33367,10 +33827,10 @@
       <w:color w:val="272727" w:themeColor="text1" w:themeTint="D8"/>
     </w:rPr>
   </w:style>
-  <w:style w:type="character" w:styleId="855">
+  <w:style w:type="character" w:styleId="857">
     <w:name w:val="Heading 9 Char"/>
-    <w:basedOn w:val="846"/>
-    <w:link w:val="845"/>
+    <w:basedOn w:val="848"/>
+    <w:link w:val="847"/>
     <w:uiPriority w:val="9"/>
     <w:pPr>
       <w:pBdr/>
@@ -33384,11 +33844,11 @@
       <w:color w:val="272727" w:themeColor="text1" w:themeTint="D8"/>
     </w:rPr>
   </w:style>
-  <w:style w:type="paragraph" w:styleId="856">
+  <w:style w:type="paragraph" w:styleId="858">
     <w:name w:val="Title"/>
-    <w:basedOn w:val="896"/>
-    <w:next w:val="896"/>
-    <w:link w:val="857"/>
+    <w:basedOn w:val="898"/>
+    <w:next w:val="898"/>
+    <w:link w:val="859"/>
     <w:uiPriority w:val="10"/>
     <w:qFormat/>
     <w:pPr>
@@ -33404,10 +33864,10 @@
       <w:szCs w:val="56"/>
     </w:rPr>
   </w:style>
-  <w:style w:type="character" w:styleId="857">
+  <w:style w:type="character" w:styleId="859">
     <w:name w:val="Title Char"/>
-    <w:basedOn w:val="846"/>
-    <w:link w:val="856"/>
+    <w:basedOn w:val="848"/>
+    <w:link w:val="858"/>
     <w:uiPriority w:val="10"/>
     <w:pPr>
       <w:pBdr/>
@@ -33421,11 +33881,11 @@
       <w:szCs w:val="56"/>
     </w:rPr>
   </w:style>
-  <w:style w:type="paragraph" w:styleId="858">
+  <w:style w:type="paragraph" w:styleId="860">
     <w:name w:val="Subtitle"/>
-    <w:basedOn w:val="896"/>
-    <w:next w:val="896"/>
-    <w:link w:val="859"/>
+    <w:basedOn w:val="898"/>
+    <w:next w:val="898"/>
+    <w:link w:val="861"/>
     <w:uiPriority w:val="11"/>
     <w:qFormat/>
     <w:pPr>
@@ -33443,10 +33903,10 @@
       <w:szCs w:val="28"/>
     </w:rPr>
   </w:style>
-  <w:style w:type="character" w:styleId="859">
+  <w:style w:type="character" w:styleId="861">
     <w:name w:val="Subtitle Char"/>
-    <w:basedOn w:val="846"/>
-    <w:link w:val="858"/>
+    <w:basedOn w:val="848"/>
+    <w:link w:val="860"/>
     <w:uiPriority w:val="11"/>
     <w:pPr>
       <w:pBdr/>
@@ -33460,11 +33920,11 @@
       <w:szCs w:val="28"/>
     </w:rPr>
   </w:style>
-  <w:style w:type="paragraph" w:styleId="860">
+  <w:style w:type="paragraph" w:styleId="862">
     <w:name w:val="Quote"/>
-    <w:basedOn w:val="896"/>
-    <w:next w:val="896"/>
-    <w:link w:val="861"/>
+    <w:basedOn w:val="898"/>
+    <w:next w:val="898"/>
+    <w:link w:val="863"/>
     <w:uiPriority w:val="29"/>
     <w:qFormat/>
     <w:pPr>
@@ -33479,10 +33939,10 @@
       <w:color w:val="404040" w:themeColor="text1" w:themeTint="BF"/>
     </w:rPr>
   </w:style>
-  <w:style w:type="character" w:styleId="861">
+  <w:style w:type="character" w:styleId="863">
     <w:name w:val="Quote Char"/>
-    <w:basedOn w:val="846"/>
-    <w:link w:val="860"/>
+    <w:basedOn w:val="848"/>
+    <w:link w:val="862"/>
     <w:uiPriority w:val="29"/>
     <w:pPr>
       <w:pBdr/>
@@ -33495,9 +33955,9 @@
       <w:color w:val="404040" w:themeColor="text1" w:themeTint="BF"/>
     </w:rPr>
   </w:style>
-  <w:style w:type="character" w:styleId="862">
+  <w:style w:type="character" w:styleId="864">
     <w:name w:val="Intense Emphasis"/>
-    <w:basedOn w:val="846"/>
+    <w:basedOn w:val="848"/>
     <w:uiPriority w:val="21"/>
     <w:qFormat/>
     <w:pPr>
@@ -33511,11 +33971,11 @@
       <w:color w:val="0f4761" w:themeColor="accent1" w:themeShade="BF"/>
     </w:rPr>
   </w:style>
-  <w:style w:type="paragraph" w:styleId="863">
+  <w:style w:type="paragraph" w:styleId="865">
     <w:name w:val="Intense Quote"/>
-    <w:basedOn w:val="896"/>
-    <w:next w:val="896"/>
-    <w:link w:val="864"/>
+    <w:basedOn w:val="898"/>
+    <w:next w:val="898"/>
+    <w:link w:val="866"/>
     <w:uiPriority w:val="30"/>
     <w:qFormat/>
     <w:pPr>
@@ -33533,10 +33993,10 @@
       <w:color w:val="0f4761" w:themeColor="accent1" w:themeShade="BF"/>
     </w:rPr>
   </w:style>
-  <w:style w:type="character" w:styleId="864">
+  <w:style w:type="character" w:styleId="866">
     <w:name w:val="Intense Quote Char"/>
-    <w:basedOn w:val="846"/>
-    <w:link w:val="863"/>
+    <w:basedOn w:val="848"/>
+    <w:link w:val="865"/>
     <w:uiPriority w:val="30"/>
     <w:pPr>
       <w:pBdr/>
@@ -33549,9 +34009,9 @@
       <w:color w:val="0f4761" w:themeColor="accent1" w:themeShade="BF"/>
     </w:rPr>
   </w:style>
-  <w:style w:type="character" w:styleId="865">
+  <w:style w:type="character" w:styleId="867">
     <w:name w:val="Intense Reference"/>
-    <w:basedOn w:val="846"/>
+    <w:basedOn w:val="848"/>
     <w:uiPriority w:val="32"/>
     <w:qFormat/>
     <w:pPr>
@@ -33567,9 +34027,9 @@
       <w:spacing w:val="5"/>
     </w:rPr>
   </w:style>
-  <w:style w:type="character" w:styleId="866">
+  <w:style w:type="character" w:styleId="868">
     <w:name w:val="Subtle Emphasis"/>
-    <w:basedOn w:val="846"/>
+    <w:basedOn w:val="848"/>
     <w:uiPriority w:val="19"/>
     <w:qFormat/>
     <w:pPr>
@@ -33583,9 +34043,9 @@
       <w:color w:val="404040" w:themeColor="text1" w:themeTint="BF"/>
     </w:rPr>
   </w:style>
-  <w:style w:type="character" w:styleId="867">
+  <w:style w:type="character" w:styleId="869">
     <w:name w:val="Emphasis"/>
-    <w:basedOn w:val="846"/>
+    <w:basedOn w:val="848"/>
     <w:uiPriority w:val="20"/>
     <w:qFormat/>
     <w:pPr>
@@ -33598,9 +34058,9 @@
       <w:iCs/>
     </w:rPr>
   </w:style>
-  <w:style w:type="character" w:styleId="868">
+  <w:style w:type="character" w:styleId="870">
     <w:name w:val="Strong"/>
-    <w:basedOn w:val="846"/>
+    <w:basedOn w:val="848"/>
     <w:uiPriority w:val="22"/>
     <w:qFormat/>
     <w:pPr>
@@ -33613,9 +34073,9 @@
       <w:bCs/>
     </w:rPr>
   </w:style>
-  <w:style w:type="character" w:styleId="869">
+  <w:style w:type="character" w:styleId="871">
     <w:name w:val="Subtle Reference"/>
-    <w:basedOn w:val="846"/>
+    <w:basedOn w:val="848"/>
     <w:uiPriority w:val="31"/>
     <w:qFormat/>
     <w:pPr>
@@ -33628,9 +34088,9 @@
       <w:color w:val="5a5a5a" w:themeColor="text1" w:themeTint="A5"/>
     </w:rPr>
   </w:style>
-  <w:style w:type="character" w:styleId="870">
+  <w:style w:type="character" w:styleId="872">
     <w:name w:val="Book Title"/>
-    <w:basedOn w:val="846"/>
+    <w:basedOn w:val="848"/>
     <w:uiPriority w:val="33"/>
     <w:qFormat/>
     <w:pPr>
@@ -33646,36 +34106,9 @@
       <w:spacing w:val="5"/>
     </w:rPr>
   </w:style>
-  <w:style w:type="paragraph" w:styleId="871">
+  <w:style w:type="paragraph" w:styleId="873">
     <w:name w:val="Header"/>
-    <w:basedOn w:val="896"/>
-    <w:link w:val="872"/>
-    <w:uiPriority w:val="99"/>
-    <w:unhideWhenUsed/>
-    <w:pPr>
-      <w:pBdr/>
-      <w:tabs>
-        <w:tab w:val="center" w:leader="none" w:pos="4844"/>
-        <w:tab w:val="right" w:leader="none" w:pos="9689"/>
-      </w:tabs>
-      <w:spacing w:after="0" w:line="240" w:lineRule="auto"/>
-      <w:ind/>
-    </w:pPr>
-  </w:style>
-  <w:style w:type="character" w:styleId="872">
-    <w:name w:val="Header Char"/>
-    <w:basedOn w:val="846"/>
-    <w:link w:val="871"/>
-    <w:uiPriority w:val="99"/>
-    <w:pPr>
-      <w:pBdr/>
-      <w:spacing/>
-      <w:ind/>
-    </w:pPr>
-  </w:style>
-  <w:style w:type="paragraph" w:styleId="873">
-    <w:name w:val="Footer"/>
-    <w:basedOn w:val="896"/>
+    <w:basedOn w:val="898"/>
     <w:link w:val="874"/>
     <w:uiPriority w:val="99"/>
     <w:unhideWhenUsed/>
@@ -33690,8 +34123,8 @@
     </w:pPr>
   </w:style>
   <w:style w:type="character" w:styleId="874">
-    <w:name w:val="Footer Char"/>
-    <w:basedOn w:val="846"/>
+    <w:name w:val="Header Char"/>
+    <w:basedOn w:val="848"/>
     <w:link w:val="873"/>
     <w:uiPriority w:val="99"/>
     <w:pPr>
@@ -33701,9 +34134,36 @@
     </w:pPr>
   </w:style>
   <w:style w:type="paragraph" w:styleId="875">
+    <w:name w:val="Footer"/>
+    <w:basedOn w:val="898"/>
+    <w:link w:val="876"/>
+    <w:uiPriority w:val="99"/>
+    <w:unhideWhenUsed/>
+    <w:pPr>
+      <w:pBdr/>
+      <w:tabs>
+        <w:tab w:val="center" w:leader="none" w:pos="4844"/>
+        <w:tab w:val="right" w:leader="none" w:pos="9689"/>
+      </w:tabs>
+      <w:spacing w:after="0" w:line="240" w:lineRule="auto"/>
+      <w:ind/>
+    </w:pPr>
+  </w:style>
+  <w:style w:type="character" w:styleId="876">
+    <w:name w:val="Footer Char"/>
+    <w:basedOn w:val="848"/>
+    <w:link w:val="875"/>
+    <w:uiPriority w:val="99"/>
+    <w:pPr>
+      <w:pBdr/>
+      <w:spacing/>
+      <w:ind/>
+    </w:pPr>
+  </w:style>
+  <w:style w:type="paragraph" w:styleId="877">
     <w:name w:val="Caption"/>
-    <w:basedOn w:val="896"/>
-    <w:next w:val="896"/>
+    <w:basedOn w:val="898"/>
+    <w:next w:val="898"/>
     <w:uiPriority w:val="35"/>
     <w:unhideWhenUsed/>
     <w:qFormat/>
@@ -33720,10 +34180,10 @@
       <w:szCs w:val="18"/>
     </w:rPr>
   </w:style>
-  <w:style w:type="paragraph" w:styleId="876">
+  <w:style w:type="paragraph" w:styleId="878">
     <w:name w:val="footnote text"/>
-    <w:basedOn w:val="896"/>
-    <w:link w:val="877"/>
+    <w:basedOn w:val="898"/>
+    <w:link w:val="879"/>
     <w:uiPriority w:val="99"/>
     <w:semiHidden/>
     <w:unhideWhenUsed/>
@@ -33737,10 +34197,10 @@
       <w:szCs w:val="20"/>
     </w:rPr>
   </w:style>
-  <w:style w:type="character" w:styleId="877">
+  <w:style w:type="character" w:styleId="879">
     <w:name w:val="Footnote Text Char"/>
-    <w:basedOn w:val="846"/>
-    <w:link w:val="876"/>
+    <w:basedOn w:val="848"/>
+    <w:link w:val="878"/>
     <w:uiPriority w:val="99"/>
     <w:semiHidden/>
     <w:pPr>
@@ -33753,9 +34213,9 @@
       <w:szCs w:val="20"/>
     </w:rPr>
   </w:style>
-  <w:style w:type="character" w:styleId="878">
+  <w:style w:type="character" w:styleId="880">
     <w:name w:val="footnote reference"/>
-    <w:basedOn w:val="846"/>
+    <w:basedOn w:val="848"/>
     <w:uiPriority w:val="99"/>
     <w:semiHidden/>
     <w:unhideWhenUsed/>
@@ -33768,10 +34228,10 @@
       <w:vertAlign w:val="superscript"/>
     </w:rPr>
   </w:style>
-  <w:style w:type="paragraph" w:styleId="879">
+  <w:style w:type="paragraph" w:styleId="881">
     <w:name w:val="endnote text"/>
-    <w:basedOn w:val="896"/>
-    <w:link w:val="880"/>
+    <w:basedOn w:val="898"/>
+    <w:link w:val="882"/>
     <w:uiPriority w:val="99"/>
     <w:semiHidden/>
     <w:unhideWhenUsed/>
@@ -33785,10 +34245,10 @@
       <w:szCs w:val="20"/>
     </w:rPr>
   </w:style>
-  <w:style w:type="character" w:styleId="880">
+  <w:style w:type="character" w:styleId="882">
     <w:name w:val="Endnote Text Char"/>
-    <w:basedOn w:val="846"/>
-    <w:link w:val="879"/>
+    <w:basedOn w:val="848"/>
+    <w:link w:val="881"/>
     <w:uiPriority w:val="99"/>
     <w:semiHidden/>
     <w:pPr>
@@ -33801,9 +34261,9 @@
       <w:szCs w:val="20"/>
     </w:rPr>
   </w:style>
-  <w:style w:type="character" w:styleId="881">
+  <w:style w:type="character" w:styleId="883">
     <w:name w:val="endnote reference"/>
-    <w:basedOn w:val="846"/>
+    <w:basedOn w:val="848"/>
     <w:uiPriority w:val="99"/>
     <w:semiHidden/>
     <w:unhideWhenUsed/>
@@ -33816,9 +34276,9 @@
       <w:vertAlign w:val="superscript"/>
     </w:rPr>
   </w:style>
-  <w:style w:type="character" w:styleId="882">
+  <w:style w:type="character" w:styleId="884">
     <w:name w:val="Hyperlink"/>
-    <w:basedOn w:val="846"/>
+    <w:basedOn w:val="848"/>
     <w:uiPriority w:val="99"/>
     <w:unhideWhenUsed/>
     <w:pPr>
@@ -33831,9 +34291,9 @@
       <w:u w:val="single"/>
     </w:rPr>
   </w:style>
-  <w:style w:type="character" w:styleId="883">
+  <w:style w:type="character" w:styleId="885">
     <w:name w:val="FollowedHyperlink"/>
-    <w:basedOn w:val="846"/>
+    <w:basedOn w:val="848"/>
     <w:uiPriority w:val="99"/>
     <w:semiHidden/>
     <w:unhideWhenUsed/>
@@ -33847,10 +34307,10 @@
       <w:u w:val="single"/>
     </w:rPr>
   </w:style>
-  <w:style w:type="paragraph" w:styleId="884">
+  <w:style w:type="paragraph" w:styleId="886">
     <w:name w:val="toc 1"/>
-    <w:basedOn w:val="896"/>
-    <w:next w:val="896"/>
+    <w:basedOn w:val="898"/>
+    <w:next w:val="898"/>
     <w:uiPriority w:val="39"/>
     <w:unhideWhenUsed/>
     <w:pPr>
@@ -33859,10 +34319,10 @@
       <w:ind/>
     </w:pPr>
   </w:style>
-  <w:style w:type="paragraph" w:styleId="885">
+  <w:style w:type="paragraph" w:styleId="887">
     <w:name w:val="toc 2"/>
-    <w:basedOn w:val="896"/>
-    <w:next w:val="896"/>
+    <w:basedOn w:val="898"/>
+    <w:next w:val="898"/>
     <w:uiPriority w:val="39"/>
     <w:unhideWhenUsed/>
     <w:pPr>
@@ -33871,10 +34331,10 @@
       <w:ind w:left="220"/>
     </w:pPr>
   </w:style>
-  <w:style w:type="paragraph" w:styleId="886">
+  <w:style w:type="paragraph" w:styleId="888">
     <w:name w:val="toc 3"/>
-    <w:basedOn w:val="896"/>
-    <w:next w:val="896"/>
+    <w:basedOn w:val="898"/>
+    <w:next w:val="898"/>
     <w:uiPriority w:val="39"/>
     <w:unhideWhenUsed/>
     <w:pPr>
@@ -33883,10 +34343,10 @@
       <w:ind w:left="440"/>
     </w:pPr>
   </w:style>
-  <w:style w:type="paragraph" w:styleId="887">
+  <w:style w:type="paragraph" w:styleId="889">
     <w:name w:val="toc 4"/>
-    <w:basedOn w:val="896"/>
-    <w:next w:val="896"/>
+    <w:basedOn w:val="898"/>
+    <w:next w:val="898"/>
     <w:uiPriority w:val="39"/>
     <w:unhideWhenUsed/>
     <w:pPr>
@@ -33895,10 +34355,10 @@
       <w:ind w:left="660"/>
     </w:pPr>
   </w:style>
-  <w:style w:type="paragraph" w:styleId="888">
+  <w:style w:type="paragraph" w:styleId="890">
     <w:name w:val="toc 5"/>
-    <w:basedOn w:val="896"/>
-    <w:next w:val="896"/>
+    <w:basedOn w:val="898"/>
+    <w:next w:val="898"/>
     <w:uiPriority w:val="39"/>
     <w:unhideWhenUsed/>
     <w:pPr>
@@ -33907,10 +34367,10 @@
       <w:ind w:left="880"/>
     </w:pPr>
   </w:style>
-  <w:style w:type="paragraph" w:styleId="889">
+  <w:style w:type="paragraph" w:styleId="891">
     <w:name w:val="toc 6"/>
-    <w:basedOn w:val="896"/>
-    <w:next w:val="896"/>
+    <w:basedOn w:val="898"/>
+    <w:next w:val="898"/>
     <w:uiPriority w:val="39"/>
     <w:unhideWhenUsed/>
     <w:pPr>
@@ -33919,10 +34379,10 @@
       <w:ind w:left="1100"/>
     </w:pPr>
   </w:style>
-  <w:style w:type="paragraph" w:styleId="890">
+  <w:style w:type="paragraph" w:styleId="892">
     <w:name w:val="toc 7"/>
-    <w:basedOn w:val="896"/>
-    <w:next w:val="896"/>
+    <w:basedOn w:val="898"/>
+    <w:next w:val="898"/>
     <w:uiPriority w:val="39"/>
     <w:unhideWhenUsed/>
     <w:pPr>
@@ -33931,10 +34391,10 @@
       <w:ind w:left="1320"/>
     </w:pPr>
   </w:style>
-  <w:style w:type="paragraph" w:styleId="891">
+  <w:style w:type="paragraph" w:styleId="893">
     <w:name w:val="toc 8"/>
-    <w:basedOn w:val="896"/>
-    <w:next w:val="896"/>
+    <w:basedOn w:val="898"/>
+    <w:next w:val="898"/>
     <w:uiPriority w:val="39"/>
     <w:unhideWhenUsed/>
     <w:pPr>
@@ -33943,10 +34403,10 @@
       <w:ind w:left="1540"/>
     </w:pPr>
   </w:style>
-  <w:style w:type="paragraph" w:styleId="892">
+  <w:style w:type="paragraph" w:styleId="894">
     <w:name w:val="toc 9"/>
-    <w:basedOn w:val="896"/>
-    <w:next w:val="896"/>
+    <w:basedOn w:val="898"/>
+    <w:next w:val="898"/>
     <w:uiPriority w:val="39"/>
     <w:unhideWhenUsed/>
     <w:pPr>
@@ -33955,9 +34415,9 @@
       <w:ind w:left="1760"/>
     </w:pPr>
   </w:style>
-  <w:style w:type="character" w:styleId="893">
+  <w:style w:type="character" w:styleId="895">
     <w:name w:val="Placeholder Text"/>
-    <w:basedOn w:val="846"/>
+    <w:basedOn w:val="848"/>
     <w:uiPriority w:val="99"/>
     <w:semiHidden/>
     <w:pPr>
@@ -33969,7 +34429,7 @@
       <w:color w:val="666666"/>
     </w:rPr>
   </w:style>
-  <w:style w:type="paragraph" w:styleId="894">
+  <w:style w:type="paragraph" w:styleId="896">
     <w:name w:val="TOC Heading"/>
     <w:uiPriority w:val="39"/>
     <w:unhideWhenUsed/>
@@ -33979,10 +34439,10 @@
       <w:ind/>
     </w:pPr>
   </w:style>
-  <w:style w:type="paragraph" w:styleId="895">
+  <w:style w:type="paragraph" w:styleId="897">
     <w:name w:val="table of figures"/>
-    <w:basedOn w:val="896"/>
-    <w:next w:val="896"/>
+    <w:basedOn w:val="898"/>
+    <w:next w:val="898"/>
     <w:uiPriority w:val="99"/>
     <w:unhideWhenUsed/>
     <w:pPr>
@@ -33991,7 +34451,7 @@
       <w:ind/>
     </w:pPr>
   </w:style>
-  <w:style w:type="paragraph" w:styleId="896" w:default="1">
+  <w:style w:type="paragraph" w:styleId="898" w:default="1">
     <w:name w:val="Normal"/>
     <w:qFormat/>
     <w:pPr>
@@ -34000,7 +34460,7 @@
       <w:ind/>
     </w:pPr>
   </w:style>
-  <w:style w:type="table" w:styleId="897" w:default="1">
+  <w:style w:type="table" w:styleId="899" w:default="1">
     <w:name w:val="Normal Table"/>
     <w:uiPriority w:val="99"/>
     <w:semiHidden/>
@@ -34193,7 +34653,7 @@
       </w:tcPr>
     </w:tblStylePr>
   </w:style>
-  <w:style w:type="numbering" w:styleId="898" w:default="1">
+  <w:style w:type="numbering" w:styleId="900" w:default="1">
     <w:name w:val="No List"/>
     <w:uiPriority w:val="99"/>
     <w:semiHidden/>
@@ -34204,9 +34664,9 @@
       <w:ind/>
     </w:pPr>
   </w:style>
-  <w:style w:type="paragraph" w:styleId="899">
+  <w:style w:type="paragraph" w:styleId="901">
     <w:name w:val="No Spacing"/>
-    <w:basedOn w:val="896"/>
+    <w:basedOn w:val="898"/>
     <w:uiPriority w:val="1"/>
     <w:qFormat/>
     <w:pPr>
@@ -34215,9 +34675,9 @@
       <w:ind/>
     </w:pPr>
   </w:style>
-  <w:style w:type="paragraph" w:styleId="900">
+  <w:style w:type="paragraph" w:styleId="902">
     <w:name w:val="List Paragraph"/>
-    <w:basedOn w:val="896"/>
+    <w:basedOn w:val="898"/>
     <w:uiPriority w:val="34"/>
     <w:qFormat/>
     <w:pPr>
